--- a/tests/corpus_v2/docs/loan_0004.docx
+++ b/tests/corpus_v2/docs/loan_0004.docx
@@ -21,7 +21,13 @@
         <w:rPr>
           <w:b/>
         </w:rPr>
-        <w:t xml:space="preserve">№ 143/2025-П</w:t>
+        <w:t xml:space="preserve">№ </w:t>
+      </w:r>
+      <w:r>
+        <w:rPr>
+          <w:b/>
+        </w:rPr>
+        <w:t xml:space="preserve">72Ф-84416/10-973Д</w:t>
       </w:r>
     </w:p>
     <w:p/>
@@ -33,7 +39,7 @@
         <w:t xml:space="preserve">     </w:t>
       </w:r>
       <w:r>
-        <w:t xml:space="preserve">«06» июля 2023 г.</w:t>
+        <w:t xml:space="preserve">06.07.2023</w:t>
       </w:r>
     </w:p>
     <w:p/>
@@ -72,10 +78,10 @@
         <w:t xml:space="preserve">, именуемый в дальнейшем «Заёмщик», действующий на основании свидетельства о государственной регистрации</w:t>
       </w:r>
       <w:r>
-        <w:t xml:space="preserve">, с другой стороны, совместно именуемые «Стороны», заключили настоящий </w:t>
-      </w:r>
-      <w:r>
-        <w:t xml:space="preserve">Договор № 65/2024-С</w:t>
+        <w:t xml:space="preserve">, с другой стороны, совместно именуемые «Стороны», заключили настоящий Договор № </w:t>
+      </w:r>
+      <w:r>
+        <w:t xml:space="preserve">75536/823-сс</w:t>
       </w:r>
       <w:r>
         <w:t xml:space="preserve"> (далее — Договор) о нижеследующем:</w:t>
@@ -106,7 +112,13 @@
         <w:t xml:space="preserve">Сумма займа: </w:t>
       </w:r>
       <w:r>
-        <w:t xml:space="preserve">не менее 5 000 (Пяти тысяч) рублей</w:t>
+        <w:t xml:space="preserve">3540000 (три миллиона пятьсот сорок тысяч) рублей 0 коп.</w:t>
+      </w:r>
+      <w:r>
+        <w:t xml:space="preserve">, </w:t>
+      </w:r>
+      <w:r>
+        <w:t xml:space="preserve">Без НДС</w:t>
       </w:r>
       <w:r>
         <w:t xml:space="preserve">. Заём считается возвращённым в момент зачисления денежных средств на счёт Займодавца.</w:t>
@@ -120,7 +132,7 @@
         <w:t xml:space="preserve">Ставка за пользование займом: </w:t>
       </w:r>
       <w:r>
-        <w:t xml:space="preserve">0,1% за каждый день просрочки</w:t>
+        <w:t xml:space="preserve">1/130 ключевой ставки ЦБ РФ годовых</w:t>
       </w:r>
       <w:r>
         <w:t xml:space="preserve">.</w:t>
@@ -134,7 +146,7 @@
         <w:t xml:space="preserve">Выдача займа производится траншами; </w:t>
       </w:r>
       <w:r>
-        <w:t xml:space="preserve">период выборки траншей</w:t>
+        <w:t xml:space="preserve">размер каждого транша</w:t>
       </w:r>
       <w:r>
         <w:t xml:space="preserve"> согласуется Сторонами дополнительно.</w:t>
@@ -154,7 +166,10 @@
         <w:t xml:space="preserve">2.1. Общая цена Договора: </w:t>
       </w:r>
       <w:r>
-        <w:t xml:space="preserve">Шестьдесят семь миллионов двадцать девять тысяч шестьдесят один рубль 00 копеек</w:t>
+        <w:t xml:space="preserve">1 100 000 ₽</w:t>
+      </w:r>
+      <w:r>
+        <w:t xml:space="preserve">, НДС не облагается, т.к. применяется УСН</w:t>
       </w:r>
       <w:r>
         <w:t xml:space="preserve">.</w:t>
@@ -165,7 +180,13 @@
         <w:t xml:space="preserve">2.2. Налог: </w:t>
       </w:r>
       <w:r>
-        <w:t xml:space="preserve">0,1% от стоимости</w:t>
+        <w:t xml:space="preserve">0,01 (одна сотая процента) % от стоимости неоплаченных работ</w:t>
+      </w:r>
+      <w:r>
+        <w:t xml:space="preserve">, но не более </w:t>
+      </w:r>
+      <w:r>
+        <w:t xml:space="preserve">0,05 (пять сотых процента) % от цены Договора</w:t>
       </w:r>
       <w:r>
         <w:t xml:space="preserve">.</w:t>
@@ -176,7 +197,7 @@
         <w:t xml:space="preserve">2.3. Срок оплаты — </w:t>
       </w:r>
       <w:r>
-        <w:t xml:space="preserve">в течение 3 рабочих дней с момента выставления счета</w:t>
+        <w:t xml:space="preserve">в течение 3 месяцев с момента выставления счета</w:t>
       </w:r>
       <w:r>
         <w:t xml:space="preserve">.</w:t>
@@ -187,7 +208,7 @@
         <w:t xml:space="preserve">2.4. Порядок выборки: </w:t>
       </w:r>
       <w:r>
-        <w:t xml:space="preserve">график выдачи траншей</w:t>
+        <w:t xml:space="preserve">количество траншей</w:t>
       </w:r>
       <w:r>
         <w:t xml:space="preserve"> определяется приложением к Договору.</w:t>
@@ -207,7 +228,7 @@
         <w:t xml:space="preserve">, артикул </w:t>
       </w:r>
       <w:r>
-        <w:t xml:space="preserve">RM-9329-50</w:t>
+        <w:t xml:space="preserve">RM-9479-13</w:t>
       </w:r>
       <w:r>
         <w:t xml:space="preserve">, код </w:t>
@@ -267,7 +288,7 @@
         <w:t xml:space="preserve">. Цена — </w:t>
       </w:r>
       <w:r>
-        <w:t xml:space="preserve">5 000 ₽</w:t>
+        <w:t xml:space="preserve">цена Контракта составляет ______ рублей ______ копеек</w:t>
       </w:r>
       <w:r>
         <w:t xml:space="preserve">.</w:t>
@@ -287,7 +308,7 @@
         <w:t xml:space="preserve">3.1. Место исполнения обязательств: </w:t>
       </w:r>
       <w:r>
-        <w:t xml:space="preserve">а/я 18, г. Ростов-на-Дону, 344002</w:t>
+        <w:t xml:space="preserve">а/я 2, г. Воронеж, 394000</w:t>
       </w:r>
       <w:r>
         <w:t xml:space="preserve">.</w:t>
@@ -304,7 +325,7 @@
         <w:t xml:space="preserve"> по телефону </w:t>
       </w:r>
       <w:r>
-        <w:t xml:space="preserve">+7 (846) 135-80-83</w:t>
+        <w:t xml:space="preserve">+7 (383) 427-99-39</w:t>
       </w:r>
       <w:r>
         <w:t xml:space="preserve">.</w:t>
@@ -315,7 +336,7 @@
         <w:t xml:space="preserve">3.3. Срок исполнения обязательств — </w:t>
       </w:r>
       <w:r>
-        <w:t xml:space="preserve">в течение 10 рабочих дней с момента подписания акта</w:t>
+        <w:t xml:space="preserve">в течение 5 (Пяти) рабочих дней с момента подписания акта</w:t>
       </w:r>
       <w:r>
         <w:t xml:space="preserve">.</w:t>
@@ -346,13 +367,13 @@
         <w:t xml:space="preserve">Размер неустойки за нарушение сроков оплаты: </w:t>
       </w:r>
       <w:r>
-        <w:t xml:space="preserve">15% годовых</w:t>
+        <w:t xml:space="preserve">10 (десять) процентов за каждый день просрочки</w:t>
       </w:r>
       <w:r>
         <w:t xml:space="preserve">. Предельный размер ответственности: </w:t>
       </w:r>
       <w:r>
-        <w:t xml:space="preserve">не более 30% от цены договора</w:t>
+        <w:t xml:space="preserve">0,1 (одной десятой) % за каждый день просрочки</w:t>
       </w:r>
       <w:r>
         <w:t xml:space="preserve">.</w:t>
@@ -374,7 +395,7 @@
         <w:t xml:space="preserve">Сторона, для которой создалась невозможность исполнения, обязана уведомить другую Сторону. Срок уведомления — </w:t>
       </w:r>
       <w:r>
-        <w:t xml:space="preserve">60 дней с момента заключения контракта</w:t>
+        <w:t xml:space="preserve">не позднее 16.09.2025</w:t>
       </w:r>
       <w:r>
         <w:t xml:space="preserve">.</w:t>
@@ -388,7 +409,7 @@
         <w:t xml:space="preserve">Все споры и разногласия решаются путём переговоров. Претензионный порядок обязателен, срок ответа на претензию — </w:t>
       </w:r>
       <w:r>
-        <w:t xml:space="preserve">25 рабочих дней с момента поступления денежных средств на расчетный счет</w:t>
+        <w:t xml:space="preserve">в течение пяти рабочих дней с даты подписания Сторонами акта сдачи-приемки оказанных услуг</w:t>
       </w:r>
       <w:r>
         <w:t xml:space="preserve">.</w:t>
@@ -445,6 +466,72 @@
       </w:r>
       <w:r>
         <w:t xml:space="preserve"> лично.</w:t>
+      </w:r>
+    </w:p>
+    <w:p/>
+    <w:p/>
+    <w:p>
+      <w:r>
+        <w:rPr>
+          <w:b/>
+        </w:rPr>
+        <w:t xml:space="preserve">9. КОНТРОЛЬНЫЕ ВЕЛИЧИНЫ</w:t>
+      </w:r>
+    </w:p>
+    <w:p>
+      <w:r>
+        <w:t xml:space="preserve">9.1. Контрольная запись: </w:t>
+      </w:r>
+      <w:r>
+        <w:rPr>
+          <w:b/>
+        </w:rPr>
+        <w:t xml:space="preserve">1/1</w:t>
+      </w:r>
+      <w:r>
+        <w:t xml:space="preserve">30 ключевой ставки ЦБ РФ от цены Договора</w:t>
+      </w:r>
+      <w:r>
+        <w:t xml:space="preserve">.</w:t>
+      </w:r>
+    </w:p>
+    <w:p>
+      <w:r>
+        <w:t xml:space="preserve">9.2. Контрольная запись: </w:t>
+      </w:r>
+      <w:r>
+        <w:rPr>
+          <w:b/>
+        </w:rPr>
+        <w:t xml:space="preserve">в течение 6</w:t>
+      </w:r>
+      <w:r>
+        <w:t xml:space="preserve">0 (Шестидесяти) календарных дней с момента заключения контракта</w:t>
+      </w:r>
+      <w:r>
+        <w:t xml:space="preserve">.</w:t>
+      </w:r>
+    </w:p>
+    <w:p>
+      <w:r>
+        <w:t xml:space="preserve">9.3. Контрольная запись: </w:t>
+      </w:r>
+      <w:r>
+        <w:t xml:space="preserve">5/18</w:t>
+      </w:r>
+      <w:r>
+        <w:t xml:space="preserve">.</w:t>
+      </w:r>
+    </w:p>
+    <w:p>
+      <w:r>
+        <w:t xml:space="preserve">9.4. Контрольная запись: </w:t>
+      </w:r>
+      <w:r>
+        <w:t xml:space="preserve">430 0 002,5 рубля</w:t>
+      </w:r>
+      <w:r>
+        <w:t xml:space="preserve">.</w:t>
       </w:r>
     </w:p>
     <w:p/>

--- a/tests/corpus_v2/docs/loan_0004.docx
+++ b/tests/corpus_v2/docs/loan_0004.docx
@@ -517,7 +517,13 @@
         <w:t xml:space="preserve">9.3. Контрольная запись: </w:t>
       </w:r>
       <w:r>
-        <w:t xml:space="preserve">5/18</w:t>
+        <w:rPr>
+          <w:b/>
+        </w:rPr>
+        <w:t xml:space="preserve">5/1</w:t>
+      </w:r>
+      <w:r>
+        <w:t xml:space="preserve">8</w:t>
       </w:r>
       <w:r>
         <w:t xml:space="preserve">.</w:t>

--- a/tests/corpus_v2/docs/loan_0004.docx
+++ b/tests/corpus_v2/docs/loan_0004.docx
@@ -27,7 +27,7 @@
         <w:rPr>
           <w:b/>
         </w:rPr>
-        <w:t xml:space="preserve">72Ф-84416/10-973Д</w:t>
+        <w:t xml:space="preserve">72/2025-П</w:t>
       </w:r>
     </w:p>
     <w:p/>
@@ -81,7 +81,7 @@
         <w:t xml:space="preserve">, с другой стороны, совместно именуемые «Стороны», заключили настоящий Договор № </w:t>
       </w:r>
       <w:r>
-        <w:t xml:space="preserve">75536/823-сс</w:t>
+        <w:t xml:space="preserve">74/20</w:t>
       </w:r>
       <w:r>
         <w:t xml:space="preserve"> (далее — Договор) о нижеследующем:</w:t>
@@ -112,7 +112,7 @@
         <w:t xml:space="preserve">Сумма займа: </w:t>
       </w:r>
       <w:r>
-        <w:t xml:space="preserve">3540000 (три миллиона пятьсот сорок тысяч) рублей 0 коп.</w:t>
+        <w:t xml:space="preserve">338000 (триста тридцать восемь тысяч) рублей 0 коп.</w:t>
       </w:r>
       <w:r>
         <w:t xml:space="preserve">, </w:t>
@@ -166,7 +166,7 @@
         <w:t xml:space="preserve">2.1. Общая цена Договора: </w:t>
       </w:r>
       <w:r>
-        <w:t xml:space="preserve">1 100 000 ₽</w:t>
+        <w:t xml:space="preserve">6 930 000 ₽</w:t>
       </w:r>
       <w:r>
         <w:t xml:space="preserve">, НДС не облагается, т.к. применяется УСН</w:t>
@@ -197,7 +197,7 @@
         <w:t xml:space="preserve">2.3. Срок оплаты — </w:t>
       </w:r>
       <w:r>
-        <w:t xml:space="preserve">в течение 3 месяцев с момента выставления счета</w:t>
+        <w:t xml:space="preserve">в течение 36 месяцев с момента выставления счета</w:t>
       </w:r>
       <w:r>
         <w:t xml:space="preserve">.</w:t>
@@ -228,7 +228,7 @@
         <w:t xml:space="preserve">, артикул </w:t>
       </w:r>
       <w:r>
-        <w:t xml:space="preserve">RM-9479-13</w:t>
+        <w:t xml:space="preserve">RM-1452-17</w:t>
       </w:r>
       <w:r>
         <w:t xml:space="preserve">, код </w:t>
@@ -308,7 +308,7 @@
         <w:t xml:space="preserve">3.1. Место исполнения обязательств: </w:t>
       </w:r>
       <w:r>
-        <w:t xml:space="preserve">а/я 2, г. Воронеж, 394000</w:t>
+        <w:t xml:space="preserve">а/я 14, г. Нижний Новгород, 603000</w:t>
       </w:r>
       <w:r>
         <w:t xml:space="preserve">.</w:t>
@@ -325,7 +325,7 @@
         <w:t xml:space="preserve"> по телефону </w:t>
       </w:r>
       <w:r>
-        <w:t xml:space="preserve">+7 (383) 427-99-39</w:t>
+        <w:t xml:space="preserve">+7 (846) 400-71-78</w:t>
       </w:r>
       <w:r>
         <w:t xml:space="preserve">.</w:t>
@@ -336,7 +336,7 @@
         <w:t xml:space="preserve">3.3. Срок исполнения обязательств — </w:t>
       </w:r>
       <w:r>
-        <w:t xml:space="preserve">в течение 5 (Пяти) рабочих дней с момента подписания акта</w:t>
+        <w:t xml:space="preserve">в течение 7 (Семи) рабочих дней с момента подписания акта</w:t>
       </w:r>
       <w:r>
         <w:t xml:space="preserve">.</w:t>
@@ -367,7 +367,7 @@
         <w:t xml:space="preserve">Размер неустойки за нарушение сроков оплаты: </w:t>
       </w:r>
       <w:r>
-        <w:t xml:space="preserve">10 (десять) процентов за каждый день просрочки</w:t>
+        <w:t xml:space="preserve">5 (пять) процентов за каждый день просрочки</w:t>
       </w:r>
       <w:r>
         <w:t xml:space="preserve">. Предельный размер ответственности: </w:t>
@@ -395,7 +395,7 @@
         <w:t xml:space="preserve">Сторона, для которой создалась невозможность исполнения, обязана уведомить другую Сторону. Срок уведомления — </w:t>
       </w:r>
       <w:r>
-        <w:t xml:space="preserve">не позднее 16.09.2025</w:t>
+        <w:t xml:space="preserve">не позднее 05.11.2025</w:t>
       </w:r>
       <w:r>
         <w:t xml:space="preserve">.</w:t>
@@ -409,7 +409,7 @@
         <w:t xml:space="preserve">Все споры и разногласия решаются путём переговоров. Претензионный порядок обязателен, срок ответа на претензию — </w:t>
       </w:r>
       <w:r>
-        <w:t xml:space="preserve">в течение пяти рабочих дней с даты подписания Сторонами акта сдачи-приемки оказанных услуг</w:t>
+        <w:t xml:space="preserve">в течение шестидесяти рабочих дней с даты подписания Сторонами акта сдачи-приемки оказанных услуг</w:t>
       </w:r>
       <w:r>
         <w:t xml:space="preserve">.</w:t>
@@ -486,10 +486,10 @@
         <w:rPr>
           <w:b/>
         </w:rPr>
-        <w:t xml:space="preserve">1/1</w:t>
-      </w:r>
-      <w:r>
-        <w:t xml:space="preserve">30 ключевой ставки ЦБ РФ от цены Договора</w:t>
+        <w:t xml:space="preserve">2</w:t>
+      </w:r>
+      <w:r>
+        <w:t xml:space="preserve">0 (двадцать) процентов годовых</w:t>
       </w:r>
       <w:r>
         <w:t xml:space="preserve">.</w:t>
@@ -503,10 +503,10 @@
         <w:rPr>
           <w:b/>
         </w:rPr>
-        <w:t xml:space="preserve">в течение 6</w:t>
-      </w:r>
-      <w:r>
-        <w:t xml:space="preserve">0 (Шестидесяти) календарных дней с момента заключения контракта</w:t>
+        <w:t xml:space="preserve">в течение 1</w:t>
+      </w:r>
+      <w:r>
+        <w:t xml:space="preserve">4 банковских дней с момента поступления денежных средств на расчетный счет</w:t>
       </w:r>
       <w:r>
         <w:t xml:space="preserve">.</w:t>
@@ -520,10 +520,10 @@
         <w:rPr>
           <w:b/>
         </w:rPr>
-        <w:t xml:space="preserve">5/1</w:t>
-      </w:r>
-      <w:r>
-        <w:t xml:space="preserve">8</w:t>
+        <w:t xml:space="preserve">33Ф-53</w:t>
+      </w:r>
+      <w:r>
+        <w:t xml:space="preserve">869/21-358Д</w:t>
       </w:r>
       <w:r>
         <w:t xml:space="preserve">.</w:t>
@@ -534,7 +534,7 @@
         <w:t xml:space="preserve">9.4. Контрольная запись: </w:t>
       </w:r>
       <w:r>
-        <w:t xml:space="preserve">430 0 002,5 рубля</w:t>
+        <w:t xml:space="preserve">510 0 002,1 рубля</w:t>
       </w:r>
       <w:r>
         <w:t xml:space="preserve">.</w:t>
@@ -592,7 +592,7 @@
               <w:t xml:space="preserve">Адрес регистрации: </w:t>
             </w:r>
             <w:r>
-              <w:t xml:space="preserve">а/я 68, г. Одинцово, 143000</w:t>
+              <w:t xml:space="preserve">а/я 86, г. Нижний Новгород, 603000</w:t>
             </w:r>
           </w:p>
           <w:p>
@@ -631,7 +631,7 @@
               <w:t xml:space="preserve">Тел.: </w:t>
             </w:r>
             <w:r>
-              <w:t xml:space="preserve">+7 (843) 295-98-95</w:t>
+              <w:t xml:space="preserve">+7 (812) 651-96-87</w:t>
             </w:r>
           </w:p>
           <w:p>
@@ -639,7 +639,7 @@
               <w:t xml:space="preserve">E-mail: </w:t>
             </w:r>
             <w:r>
-              <w:t xml:space="preserve">semenov@list.ru</w:t>
+              <w:t xml:space="preserve">semenov@yandex.ru</w:t>
             </w:r>
           </w:p>
           <w:p/>
@@ -691,7 +691,7 @@
               <w:t xml:space="preserve">Адрес регистрации: </w:t>
             </w:r>
             <w:r>
-              <w:t xml:space="preserve">а/я 57, г. Новосибирск, 630099</w:t>
+              <w:t xml:space="preserve">а/я 57, г. Одинцово, 143000</w:t>
             </w:r>
           </w:p>
           <w:p>

--- a/tests/corpus_v2/docs/loan_0004.docx
+++ b/tests/corpus_v2/docs/loan_0004.docx
@@ -283,6 +283,12 @@
       </w:r>
       <w:r>
         <w:t xml:space="preserve">МКАС при ТПП РФ</w:t>
+      </w:r>
+      <w:r>
+        <w:t xml:space="preserve">. Товар отгружается с сопроводительным документом паспорт качества № </w:t>
+      </w:r>
+      <w:r>
+        <w:t xml:space="preserve">95 20 772976</w:t>
       </w:r>
       <w:r>
         <w:t xml:space="preserve">. Цена — </w:t>

--- a/tests/corpus_v2/docs/loan_0004.docx
+++ b/tests/corpus_v2/docs/loan_0004.docx
@@ -291,6 +291,42 @@
         <w:t xml:space="preserve">95 20 772976</w:t>
       </w:r>
       <w:r>
+        <w:t xml:space="preserve">. К партии приложен паспорт изделия № </w:t>
+      </w:r>
+      <w:r>
+        <w:t xml:space="preserve">65 01 533112</w:t>
+      </w:r>
+      <w:r>
+        <w:t xml:space="preserve">. Оборудование поставляется с паспортом транспортного средства № </w:t>
+      </w:r>
+      <w:r>
+        <w:t xml:space="preserve">41 23 238067</w:t>
+      </w:r>
+      <w:r>
+        <w:t xml:space="preserve">. Приёмка производится согласно техническому паспорту </w:t>
+      </w:r>
+      <w:r>
+        <w:t xml:space="preserve">14 23 307456</w:t>
+      </w:r>
+      <w:r>
+        <w:t xml:space="preserve">. СНИЛС не указан, номер заказа </w:t>
+      </w:r>
+      <w:r>
+        <w:t xml:space="preserve">493-548-151 15</w:t>
+      </w:r>
+      <w:r>
+        <w:t xml:space="preserve">. Дата рождения не проставлена, документ выдан </w:t>
+      </w:r>
+      <w:r>
+        <w:t xml:space="preserve">05.11.2015</w:t>
+      </w:r>
+      <w:r>
+        <w:t xml:space="preserve">. Код подразделения, см. артикул </w:t>
+      </w:r>
+      <w:r>
+        <w:t xml:space="preserve">564-592</w:t>
+      </w:r>
+      <w:r>
         <w:t xml:space="preserve">. Цена — </w:t>
       </w:r>
       <w:r>
@@ -314,7 +350,7 @@
         <w:t xml:space="preserve">3.1. Место исполнения обязательств: </w:t>
       </w:r>
       <w:r>
-        <w:t xml:space="preserve">а/я 14, г. Нижний Новгород, 603000</w:t>
+        <w:t xml:space="preserve">а/я 63, г. Химки, 141400</w:t>
       </w:r>
       <w:r>
         <w:t xml:space="preserve">.</w:t>
@@ -331,7 +367,7 @@
         <w:t xml:space="preserve"> по телефону </w:t>
       </w:r>
       <w:r>
-        <w:t xml:space="preserve">+7 (846) 400-71-78</w:t>
+        <w:t xml:space="preserve">+7 (812) 169-36-77</w:t>
       </w:r>
       <w:r>
         <w:t xml:space="preserve">.</w:t>
@@ -342,7 +378,7 @@
         <w:t xml:space="preserve">3.3. Срок исполнения обязательств — </w:t>
       </w:r>
       <w:r>
-        <w:t xml:space="preserve">в течение 7 (Семи) рабочих дней с момента подписания акта</w:t>
+        <w:t xml:space="preserve">в течение 45 (Сорока пяти) рабочих дней с момента подписания акта</w:t>
       </w:r>
       <w:r>
         <w:t xml:space="preserve">.</w:t>
@@ -373,7 +409,7 @@
         <w:t xml:space="preserve">Размер неустойки за нарушение сроков оплаты: </w:t>
       </w:r>
       <w:r>
-        <w:t xml:space="preserve">5 (пять) процентов за каждый день просрочки</w:t>
+        <w:t xml:space="preserve">7 (семь) процентов за каждый день просрочки</w:t>
       </w:r>
       <w:r>
         <w:t xml:space="preserve">. Предельный размер ответственности: </w:t>
@@ -401,7 +437,7 @@
         <w:t xml:space="preserve">Сторона, для которой создалась невозможность исполнения, обязана уведомить другую Сторону. Срок уведомления — </w:t>
       </w:r>
       <w:r>
-        <w:t xml:space="preserve">не позднее 05.11.2025</w:t>
+        <w:t xml:space="preserve">не позднее 23.11.2026</w:t>
       </w:r>
       <w:r>
         <w:t xml:space="preserve">.</w:t>
@@ -509,10 +545,10 @@
         <w:rPr>
           <w:b/>
         </w:rPr>
-        <w:t xml:space="preserve">в течение 1</w:t>
-      </w:r>
-      <w:r>
-        <w:t xml:space="preserve">4 банковских дней с момента поступления денежных средств на расчетный счет</w:t>
+        <w:t xml:space="preserve">в течение 2</w:t>
+      </w:r>
+      <w:r>
+        <w:t xml:space="preserve">0 (Двадцати) календарных дней с момента заключения контракта</w:t>
       </w:r>
       <w:r>
         <w:t xml:space="preserve">.</w:t>
@@ -526,10 +562,10 @@
         <w:rPr>
           <w:b/>
         </w:rPr>
-        <w:t xml:space="preserve">33Ф-53</w:t>
-      </w:r>
-      <w:r>
-        <w:t xml:space="preserve">869/21-358Д</w:t>
+        <w:t xml:space="preserve">13Ф-35</w:t>
+      </w:r>
+      <w:r>
+        <w:t xml:space="preserve">482/12-455Д</w:t>
       </w:r>
       <w:r>
         <w:t xml:space="preserve">.</w:t>
@@ -540,7 +576,7 @@
         <w:t xml:space="preserve">9.4. Контрольная запись: </w:t>
       </w:r>
       <w:r>
-        <w:t xml:space="preserve">510 0 002,1 рубля</w:t>
+        <w:t xml:space="preserve">2520 0 002,1 рубля</w:t>
       </w:r>
       <w:r>
         <w:t xml:space="preserve">.</w:t>
@@ -598,7 +634,7 @@
               <w:t xml:space="preserve">Адрес регистрации: </w:t>
             </w:r>
             <w:r>
-              <w:t xml:space="preserve">а/я 86, г. Нижний Новгород, 603000</w:t>
+              <w:t xml:space="preserve">а/я 80, г. Новосибирск, 630099</w:t>
             </w:r>
           </w:p>
           <w:p>
@@ -637,7 +673,7 @@
               <w:t xml:space="preserve">Тел.: </w:t>
             </w:r>
             <w:r>
-              <w:t xml:space="preserve">+7 (812) 651-96-87</w:t>
+              <w:t xml:space="preserve">+7 (812) 864-32-46</w:t>
             </w:r>
           </w:p>
           <w:p>
@@ -645,7 +681,7 @@
               <w:t xml:space="preserve">E-mail: </w:t>
             </w:r>
             <w:r>
-              <w:t xml:space="preserve">semenov@yandex.ru</w:t>
+              <w:t xml:space="preserve">semenov@mail.ru</w:t>
             </w:r>
           </w:p>
           <w:p/>
@@ -697,7 +733,7 @@
               <w:t xml:space="preserve">Адрес регистрации: </w:t>
             </w:r>
             <w:r>
-              <w:t xml:space="preserve">а/я 57, г. Одинцово, 143000</w:t>
+              <w:t xml:space="preserve">а/я 90, г. Новосибирск, 630099</w:t>
             </w:r>
           </w:p>
           <w:p>
@@ -736,7 +772,7 @@
               <w:t xml:space="preserve">Тел.: </w:t>
             </w:r>
             <w:r>
-              <w:t xml:space="preserve">+7 (499) 798-19-78</w:t>
+              <w:t xml:space="preserve">+7 (812) 435-48-88</w:t>
             </w:r>
           </w:p>
           <w:p>
@@ -744,7 +780,7 @@
               <w:t xml:space="preserve">E-mail: </w:t>
             </w:r>
             <w:r>
-              <w:t xml:space="preserve">oganesyan@sibtrans.ru</w:t>
+              <w:t xml:space="preserve">oganesyan@corp-tehno.ru</w:t>
             </w:r>
           </w:p>
           <w:p/>
@@ -803,13 +839,13 @@
       <w:t xml:space="preserve">Исполнитель документа: </w:t>
     </w:r>
     <w:r>
-      <w:t xml:space="preserve">Соколова Н. О.</w:t>
+      <w:t xml:space="preserve">Никитина Е. М.</w:t>
     </w:r>
     <w:r>
       <w:t xml:space="preserve">, тел. </w:t>
     </w:r>
     <w:r>
-      <w:t xml:space="preserve">8(383)4173246</w:t>
+      <w:t xml:space="preserve">8(495)8291687</w:t>
     </w:r>
   </w:p>
 </w:ftr>

--- a/tests/corpus_v2/docs/loan_0004.docx
+++ b/tests/corpus_v2/docs/loan_0004.docx
@@ -336,262 +336,120 @@
         <w:t xml:space="preserve">.</w:t>
       </w:r>
     </w:p>
-    <w:p/>
-    <w:p>
-      <w:r>
-        <w:rPr>
-          <w:b/>
-        </w:rPr>
-        <w:t xml:space="preserve">3. МЕСТО И СРОКИ ИСПОЛНЕНИЯ</w:t>
-      </w:r>
-    </w:p>
-    <w:p>
-      <w:r>
-        <w:t xml:space="preserve">3.1. Место исполнения обязательств: </w:t>
-      </w:r>
-      <w:r>
-        <w:t xml:space="preserve">а/я 63, г. Химки, 141400</w:t>
-      </w:r>
-      <w:r>
-        <w:t xml:space="preserve">.</w:t>
-      </w:r>
-    </w:p>
-    <w:p>
-      <w:r>
-        <w:t xml:space="preserve">3.2. Уведомления направляются </w:t>
-      </w:r>
-      <w:r>
-        <w:t xml:space="preserve">Оганесяну Гургену Ашотовичу</w:t>
-      </w:r>
-      <w:r>
-        <w:t xml:space="preserve"> по телефону </w:t>
-      </w:r>
-      <w:r>
-        <w:t xml:space="preserve">+7 (812) 169-36-77</w:t>
-      </w:r>
-      <w:r>
-        <w:t xml:space="preserve">.</w:t>
-      </w:r>
-    </w:p>
-    <w:p>
-      <w:r>
-        <w:t xml:space="preserve">3.3. Срок исполнения обязательств — </w:t>
-      </w:r>
-      <w:r>
-        <w:t xml:space="preserve">в течение 45 (Сорока пяти) рабочих дней с момента подписания акта</w:t>
-      </w:r>
-      <w:r>
-        <w:t xml:space="preserve">.</w:t>
-      </w:r>
-    </w:p>
-    <w:p/>
-    <w:p>
-      <w:r>
-        <w:rPr>
-          <w:b/>
-        </w:rPr>
-        <w:t xml:space="preserve">4. ПРОЧИЕ УСЛОВИЯ</w:t>
-      </w:r>
-    </w:p>
-    <w:p>
-      <w:r>
-        <w:t xml:space="preserve">4.1. </w:t>
-      </w:r>
-      <w:r>
-        <w:t xml:space="preserve">Стороны несут ответственность за неисполнение или ненадлежащее исполнение обязательств в соответствии с законодательством Российской Федерации.</w:t>
-      </w:r>
-    </w:p>
-    <w:p>
-      <w:r>
-        <w:t xml:space="preserve">4.2. </w:t>
-      </w:r>
-      <w:r>
-        <w:t xml:space="preserve">Размер неустойки за нарушение сроков оплаты: </w:t>
-      </w:r>
-      <w:r>
-        <w:t xml:space="preserve">7 (семь) процентов за каждый день просрочки</w:t>
-      </w:r>
-      <w:r>
-        <w:t xml:space="preserve">. Предельный размер ответственности: </w:t>
-      </w:r>
-      <w:r>
-        <w:t xml:space="preserve">0,1 (одной десятой) % за каждый день просрочки</w:t>
-      </w:r>
-      <w:r>
-        <w:t xml:space="preserve">.</w:t>
-      </w:r>
-    </w:p>
-    <w:p>
-      <w:r>
-        <w:t xml:space="preserve">4.3. </w:t>
-      </w:r>
-      <w:r>
-        <w:t xml:space="preserve">Стороны освобождаются от ответственности при наступлении обстоятельств непреодолимой силы, если они прямо повлияли на исполнение обязательств.</w:t>
-      </w:r>
-    </w:p>
-    <w:p>
-      <w:r>
-        <w:t xml:space="preserve">4.4. </w:t>
-      </w:r>
-      <w:r>
-        <w:t xml:space="preserve">Сторона, для которой создалась невозможность исполнения, обязана уведомить другую Сторону. Срок уведомления — </w:t>
-      </w:r>
-      <w:r>
-        <w:t xml:space="preserve">не позднее 23.11.2026</w:t>
-      </w:r>
-      <w:r>
-        <w:t xml:space="preserve">.</w:t>
-      </w:r>
-    </w:p>
-    <w:p>
-      <w:r>
-        <w:t xml:space="preserve">4.5. </w:t>
-      </w:r>
-      <w:r>
-        <w:t xml:space="preserve">Все споры и разногласия решаются путём переговоров. Претензионный порядок обязателен, срок ответа на претензию — </w:t>
-      </w:r>
-      <w:r>
-        <w:t xml:space="preserve">в течение шестидесяти рабочих дней с даты подписания Сторонами акта сдачи-приемки оказанных услуг</w:t>
-      </w:r>
-      <w:r>
-        <w:t xml:space="preserve">.</w:t>
-      </w:r>
-    </w:p>
-    <w:p/>
-    <w:p/>
-    <w:p>
-      <w:r>
-        <w:rPr>
-          <w:b/>
-        </w:rPr>
-        <w:t xml:space="preserve">10. ДОПОЛНИТЕЛЬНЫЕ СВЕДЕНИЯ О СТОРОНАХ</w:t>
-      </w:r>
-    </w:p>
-    <w:p>
-      <w:r>
-        <w:t xml:space="preserve">подписано </w:t>
-      </w:r>
-      <w:r>
-        <w:t xml:space="preserve">оганесяном гургеном ашотовичем</w:t>
-      </w:r>
-    </w:p>
-    <w:p>
-      <w:r>
-        <w:t xml:space="preserve">Претензии направляются </w:t>
-      </w:r>
-      <w:r>
-        <w:t xml:space="preserve">Оганесяну Гургену Ашотовичу</w:t>
-      </w:r>
-      <w:r>
-        <w:t xml:space="preserve">; ответ подписывается </w:t>
-      </w:r>
-      <w:r>
-        <w:t xml:space="preserve">Оганесяном Гургеном Ашотовичем</w:t>
-      </w:r>
-      <w:r>
-        <w:t xml:space="preserve">; интересы </w:t>
-      </w:r>
-      <w:r>
-        <w:t xml:space="preserve">Оганесяна Гургена Ашотовича</w:t>
-      </w:r>
-      <w:r>
-        <w:t xml:space="preserve"> представляет </w:t>
-      </w:r>
-      <w:r>
-        <w:t xml:space="preserve">Оганесян Гурген Ашотович</w:t>
-      </w:r>
-      <w:r>
-        <w:t xml:space="preserve">; копия вручается </w:t>
-      </w:r>
-      <w:r>
-        <w:t xml:space="preserve">Оганесян Г. А.</w:t>
-      </w:r>
-      <w:r>
-        <w:t xml:space="preserve"> лично.</w:t>
-      </w:r>
-    </w:p>
-    <w:p/>
-    <w:p/>
-    <w:p>
-      <w:r>
-        <w:rPr>
-          <w:b/>
-        </w:rPr>
-        <w:t xml:space="preserve">9. КОНТРОЛЬНЫЕ ВЕЛИЧИНЫ</w:t>
-      </w:r>
-    </w:p>
-    <w:p>
-      <w:r>
-        <w:t xml:space="preserve">9.1. Контрольная запись: </w:t>
-      </w:r>
-      <w:r>
-        <w:rPr>
-          <w:b/>
-        </w:rPr>
-        <w:t xml:space="preserve">2</w:t>
-      </w:r>
-      <w:r>
-        <w:t xml:space="preserve">0 (двадцать) процентов годовых</w:t>
-      </w:r>
-      <w:r>
-        <w:t xml:space="preserve">.</w:t>
-      </w:r>
-    </w:p>
-    <w:p>
-      <w:r>
-        <w:t xml:space="preserve">9.2. Контрольная запись: </w:t>
-      </w:r>
-      <w:r>
-        <w:rPr>
-          <w:b/>
-        </w:rPr>
-        <w:t xml:space="preserve">в течение 2</w:t>
-      </w:r>
-      <w:r>
-        <w:t xml:space="preserve">0 (Двадцати) календарных дней с момента заключения контракта</w:t>
-      </w:r>
-      <w:r>
-        <w:t xml:space="preserve">.</w:t>
-      </w:r>
-    </w:p>
-    <w:p>
-      <w:r>
-        <w:t xml:space="preserve">9.3. Контрольная запись: </w:t>
-      </w:r>
-      <w:r>
-        <w:rPr>
-          <w:b/>
-        </w:rPr>
-        <w:t xml:space="preserve">13Ф-35</w:t>
-      </w:r>
-      <w:r>
-        <w:t xml:space="preserve">482/12-455Д</w:t>
-      </w:r>
-      <w:r>
-        <w:t xml:space="preserve">.</w:t>
-      </w:r>
-    </w:p>
-    <w:p>
-      <w:r>
-        <w:t xml:space="preserve">9.4. Контрольная запись: </w:t>
-      </w:r>
-      <w:r>
-        <w:t xml:space="preserve">2520 0 002,1 рубля</w:t>
-      </w:r>
-      <w:r>
-        <w:t xml:space="preserve">.</w:t>
-      </w:r>
-    </w:p>
-    <w:p/>
-    <w:p>
-      <w:r>
-        <w:rPr>
-          <w:b/>
-        </w:rPr>
-        <w:t xml:space="preserve">РЕКВИЗИТЫ И ПОДПИСИ СТОРОН</w:t>
-      </w:r>
-    </w:p>
-    <w:p/>
+    <w:p>
+      <w:r>
+        <w:t xml:space="preserve">2.6. </w:t>
+      </w:r>
+      <w:r>
+        <w:t xml:space="preserve">Товар маркирован штрихкодом </w:t>
+      </w:r>
+      <w:r>
+        <w:t xml:space="preserve">4605621330768</w:t>
+      </w:r>
+      <w:r>
+        <w:t xml:space="preserve">. Код контрагента по ОКПО — </w:t>
+      </w:r>
+      <w:r>
+        <w:t xml:space="preserve">6060134841</w:t>
+      </w:r>
+      <w:r>
+        <w:t xml:space="preserve">. Оборудование учтено под инвентарным номером </w:t>
+      </w:r>
+      <w:r>
+        <w:t xml:space="preserve">045863107</w:t>
+      </w:r>
+      <w:r>
+        <w:t xml:space="preserve">, складской позиции присвоен номер </w:t>
+      </w:r>
+      <w:r>
+        <w:t xml:space="preserve">524487781</w:t>
+      </w:r>
+      <w:r>
+        <w:t xml:space="preserve">.</w:t>
+      </w:r>
+    </w:p>
+    <w:p>
+      <w:r>
+        <w:t xml:space="preserve">2.7. </w:t>
+      </w:r>
+      <w:r>
+        <w:t xml:space="preserve">Оплата по счёту-фактуре на КБК </w:t>
+      </w:r>
+      <w:r>
+        <w:t xml:space="preserve">18210101011011000155</w:t>
+      </w:r>
+      <w:r>
+        <w:t xml:space="preserve">. ИНН не присвоен, регистрационный № </w:t>
+      </w:r>
+      <w:r>
+        <w:t xml:space="preserve">9489609935</w:t>
+      </w:r>
+      <w:r>
+        <w:t xml:space="preserve">. ИНН не присвоен, платёжный документ № </w:t>
+      </w:r>
+      <w:r>
+        <w:t xml:space="preserve">761030978639</w:t>
+      </w:r>
+      <w:r>
+        <w:t xml:space="preserve">. Заказчик действует в лице </w:t>
+      </w:r>
+      <w:r>
+        <w:t xml:space="preserve">уполномоченного представителя</w:t>
+      </w:r>
+      <w:r>
+        <w:t xml:space="preserve">, назначаемого приказом.</w:t>
+      </w:r>
+    </w:p>
+    <w:p>
+      <w:r>
+        <w:t xml:space="preserve">2.8. </w:t>
+      </w:r>
+      <w:r>
+        <w:t xml:space="preserve">Массовая доля влаги в товаре — </w:t>
+      </w:r>
+      <w:r>
+        <w:t xml:space="preserve">не более 13 %</w:t>
+      </w:r>
+      <w:r>
+        <w:t xml:space="preserve">. Товар подлежит хранению </w:t>
+      </w:r>
+      <w:r>
+        <w:t xml:space="preserve">в течение 48 часов</w:t>
+      </w:r>
+      <w:r>
+        <w:t xml:space="preserve"> при температуре не выше +4 °C. Срок исковой давности по требованиям, вытекающим из Договора, составляет </w:t>
+      </w:r>
+      <w:r>
+        <w:t xml:space="preserve">в течение трёх лет</w:t>
+      </w:r>
+      <w:r>
+        <w:t xml:space="preserve">, как установлено статьёй 196 Гражданского кодекса Российской Федерации. Обработка данных ведётся согласно Федеральному закону от 27.07.2006 № 152-ФЗ </w:t>
+      </w:r>
+      <w:r>
+        <w:t xml:space="preserve">«О персональных данных»</w:t>
+      </w:r>
+      <w:r>
+        <w:t xml:space="preserve">. Товар поставляется под маркой </w:t>
+      </w:r>
+      <w:r>
+        <w:t xml:space="preserve">«Стандарт»</w:t>
+      </w:r>
+      <w:r>
+        <w:t xml:space="preserve">. Влажность определяется </w:t>
+      </w:r>
+      <w:r>
+        <w:t xml:space="preserve">по методу Кьельдаля</w:t>
+      </w:r>
+      <w:r>
+        <w:t xml:space="preserve">. Споры передаются на рассмотрение в Арбитражный суд </w:t>
+      </w:r>
+      <w:r>
+        <w:t xml:space="preserve">города Москвы</w:t>
+      </w:r>
+      <w:r>
+        <w:t xml:space="preserve">.</w:t>
+      </w:r>
+    </w:p>
     <w:tbl>
       <w:tblPr>
         <w:tblW w:w="9360" w:type="dxa"/>
@@ -615,96 +473,7 @@
           </w:tcPr>
           <w:p>
             <w:r>
-              <w:rPr>
-                <w:b/>
-              </w:rPr>
-              <w:t xml:space="preserve">Займодавец:</w:t>
-            </w:r>
-          </w:p>
-          <w:p>
-            <w:r>
-              <w:t xml:space="preserve">Индивидуальный предприниматель </w:t>
-            </w:r>
-            <w:r>
-              <w:t xml:space="preserve">Семёнов Николай Егорович</w:t>
-            </w:r>
-          </w:p>
-          <w:p>
-            <w:r>
-              <w:t xml:space="preserve">Адрес регистрации: </w:t>
-            </w:r>
-            <w:r>
-              <w:t xml:space="preserve">а/я 80, г. Новосибирск, 630099</w:t>
-            </w:r>
-          </w:p>
-          <w:p>
-            <w:r>
-              <w:t xml:space="preserve">ИНН </w:t>
-            </w:r>
-            <w:r>
-              <w:t xml:space="preserve">396405716712</w:t>
-            </w:r>
-            <w:r>
-              <w:t xml:space="preserve"> ОГРНИП </w:t>
-            </w:r>
-            <w:r>
-              <w:t xml:space="preserve">389503010491109</w:t>
-            </w:r>
-          </w:p>
-          <w:p>
-            <w:r>
-              <w:t xml:space="preserve">р/с </w:t>
-            </w:r>
-            <w:r>
-              <w:t xml:space="preserve">40802810535896290777</w:t>
-            </w:r>
-            <w:r>
-              <w:t xml:space="preserve"> в ПАО «Промсвязьбанк»</w:t>
-            </w:r>
-            <w:r>
-              <w:t xml:space="preserve">, БИК </w:t>
-            </w:r>
-            <w:r>
-              <w:t xml:space="preserve">044525555</w:t>
-            </w:r>
-          </w:p>
-          <w:p>
-            <w:r>
-              <w:t xml:space="preserve">Тел.: </w:t>
-            </w:r>
-            <w:r>
-              <w:t xml:space="preserve">+7 (812) 864-32-46</w:t>
-            </w:r>
-          </w:p>
-          <w:p>
-            <w:r>
-              <w:t xml:space="preserve">E-mail: </w:t>
-            </w:r>
-            <w:r>
-              <w:t xml:space="preserve">semenov@mail.ru</w:t>
-            </w:r>
-          </w:p>
-          <w:p/>
-          <w:p>
-            <w:r>
-              <w:t xml:space="preserve">ИП ______________ </w:t>
-            </w:r>
-            <w:r>
-              <w:t xml:space="preserve">Семёнов Н. Е.</w:t>
-            </w:r>
-          </w:p>
-          <w:p>
-            <w:r>
-              <w:t xml:space="preserve">Согласовано: </w:t>
-            </w:r>
-            <w:r>
-              <w:rPr>
-                <w:b/>
-              </w:rPr>
-              <w:t xml:space="preserve">Семёнов Нико</w:t>
-            </w:r>
-            <w:r>
-              <w:t xml:space="preserve">лай Егорович</w:t>
+              <w:t xml:space="preserve">8</w:t>
             </w:r>
           </w:p>
         </w:tc>
@@ -714,6 +483,390 @@
           </w:tcPr>
           <w:p>
             <w:r>
+              <w:t xml:space="preserve">2607637976</w:t>
+            </w:r>
+          </w:p>
+        </w:tc>
+      </w:tr>
+    </w:tbl>
+    <w:p/>
+    <w:p>
+      <w:r>
+        <w:rPr>
+          <w:b/>
+        </w:rPr>
+        <w:t xml:space="preserve">3. МЕСТО И СРОКИ ИСПОЛНЕНИЯ</w:t>
+      </w:r>
+    </w:p>
+    <w:p>
+      <w:r>
+        <w:t xml:space="preserve">3.1. Место исполнения обязательств: </w:t>
+      </w:r>
+      <w:r>
+        <w:t xml:space="preserve">а/я 57, г. Одинцово, 143000</w:t>
+      </w:r>
+      <w:r>
+        <w:t xml:space="preserve">.</w:t>
+      </w:r>
+    </w:p>
+    <w:p>
+      <w:r>
+        <w:t xml:space="preserve">3.2. Уведомления направляются </w:t>
+      </w:r>
+      <w:r>
+        <w:t xml:space="preserve">Оганесяну Гургену Ашотовичу</w:t>
+      </w:r>
+      <w:r>
+        <w:t xml:space="preserve"> по телефону </w:t>
+      </w:r>
+      <w:r>
+        <w:t xml:space="preserve">+7 (499) 798-19-78</w:t>
+      </w:r>
+      <w:r>
+        <w:t xml:space="preserve">.</w:t>
+      </w:r>
+    </w:p>
+    <w:p>
+      <w:r>
+        <w:t xml:space="preserve">3.3. Срок исполнения обязательств — </w:t>
+      </w:r>
+      <w:r>
+        <w:t xml:space="preserve">в течение 45 (Сорока пяти) рабочих дней с момента подписания акта</w:t>
+      </w:r>
+      <w:r>
+        <w:t xml:space="preserve">.</w:t>
+      </w:r>
+    </w:p>
+    <w:p/>
+    <w:p>
+      <w:r>
+        <w:rPr>
+          <w:b/>
+        </w:rPr>
+        <w:t xml:space="preserve">4. ПРОЧИЕ УСЛОВИЯ</w:t>
+      </w:r>
+    </w:p>
+    <w:p>
+      <w:r>
+        <w:t xml:space="preserve">4.1. </w:t>
+      </w:r>
+      <w:r>
+        <w:t xml:space="preserve">Стороны несут ответственность за неисполнение или ненадлежащее исполнение обязательств в соответствии с законодательством Российской Федерации.</w:t>
+      </w:r>
+    </w:p>
+    <w:p>
+      <w:r>
+        <w:t xml:space="preserve">4.2. </w:t>
+      </w:r>
+      <w:r>
+        <w:t xml:space="preserve">Размер неустойки за нарушение сроков оплаты: </w:t>
+      </w:r>
+      <w:r>
+        <w:t xml:space="preserve">10 (десять) процентов за каждый день просрочки</w:t>
+      </w:r>
+      <w:r>
+        <w:t xml:space="preserve">. Предельный размер ответственности: </w:t>
+      </w:r>
+      <w:r>
+        <w:t xml:space="preserve">0,1 (одной десятой) % за каждый день просрочки</w:t>
+      </w:r>
+      <w:r>
+        <w:t xml:space="preserve">.</w:t>
+      </w:r>
+    </w:p>
+    <w:p>
+      <w:r>
+        <w:t xml:space="preserve">4.3. </w:t>
+      </w:r>
+      <w:r>
+        <w:t xml:space="preserve">Стороны освобождаются от ответственности при наступлении обстоятельств непреодолимой силы, если они прямо повлияли на исполнение обязательств.</w:t>
+      </w:r>
+    </w:p>
+    <w:p>
+      <w:r>
+        <w:t xml:space="preserve">4.4. </w:t>
+      </w:r>
+      <w:r>
+        <w:t xml:space="preserve">Сторона, для которой создалась невозможность исполнения, обязана уведомить другую Сторону. Срок уведомления — </w:t>
+      </w:r>
+      <w:r>
+        <w:t xml:space="preserve">не позднее 06.07.2026</w:t>
+      </w:r>
+      <w:r>
+        <w:t xml:space="preserve">.</w:t>
+      </w:r>
+    </w:p>
+    <w:p>
+      <w:r>
+        <w:t xml:space="preserve">4.5. </w:t>
+      </w:r>
+      <w:r>
+        <w:t xml:space="preserve">Все споры и разногласия решаются путём переговоров. Претензионный порядок обязателен, срок ответа на претензию — </w:t>
+      </w:r>
+      <w:r>
+        <w:t xml:space="preserve">в течение семи рабочих дней с даты подписания Сторонами акта сдачи-приемки оказанных услуг</w:t>
+      </w:r>
+      <w:r>
+        <w:t xml:space="preserve">.</w:t>
+      </w:r>
+    </w:p>
+    <w:p/>
+    <w:p/>
+    <w:p>
+      <w:r>
+        <w:rPr>
+          <w:b/>
+        </w:rPr>
+        <w:t xml:space="preserve">10. ДОПОЛНИТЕЛЬНЫЕ СВЕДЕНИЯ О СТОРОНАХ</w:t>
+      </w:r>
+    </w:p>
+    <w:p>
+      <w:r>
+        <w:t xml:space="preserve">подписано </w:t>
+      </w:r>
+      <w:r>
+        <w:t xml:space="preserve">оганесяном гургеном ашотовичем</w:t>
+      </w:r>
+    </w:p>
+    <w:p>
+      <w:r>
+        <w:t xml:space="preserve">Претензии направляются </w:t>
+      </w:r>
+      <w:r>
+        <w:t xml:space="preserve">Оганесяну Гургену Ашотовичу</w:t>
+      </w:r>
+      <w:r>
+        <w:t xml:space="preserve">; ответ подписывается </w:t>
+      </w:r>
+      <w:r>
+        <w:t xml:space="preserve">Оганесяном Гургеном Ашотовичем</w:t>
+      </w:r>
+      <w:r>
+        <w:t xml:space="preserve">; интересы </w:t>
+      </w:r>
+      <w:r>
+        <w:t xml:space="preserve">Оганесяна Гургена Ашотовича</w:t>
+      </w:r>
+      <w:r>
+        <w:t xml:space="preserve"> представляет </w:t>
+      </w:r>
+      <w:r>
+        <w:t xml:space="preserve">Оганесян Гурген Ашотович</w:t>
+      </w:r>
+      <w:r>
+        <w:t xml:space="preserve">; копия вручается </w:t>
+      </w:r>
+      <w:r>
+        <w:t xml:space="preserve">Оганесян Г. А.</w:t>
+      </w:r>
+      <w:r>
+        <w:t xml:space="preserve"> лично.</w:t>
+      </w:r>
+    </w:p>
+    <w:p/>
+    <w:p/>
+    <w:p>
+      <w:r>
+        <w:rPr>
+          <w:b/>
+        </w:rPr>
+        <w:t xml:space="preserve">9. КОНТРОЛЬНЫЕ ВЕЛИЧИНЫ</w:t>
+      </w:r>
+    </w:p>
+    <w:p>
+      <w:r>
+        <w:t xml:space="preserve">9.1. Контрольная запись: </w:t>
+      </w:r>
+      <w:r>
+        <w:rPr>
+          <w:b/>
+        </w:rPr>
+        <w:t xml:space="preserve">1</w:t>
+      </w:r>
+      <w:r>
+        <w:t xml:space="preserve">0 (десять) процентов годовых</w:t>
+      </w:r>
+      <w:r>
+        <w:t xml:space="preserve">.</w:t>
+      </w:r>
+    </w:p>
+    <w:p>
+      <w:r>
+        <w:t xml:space="preserve">9.2. Контрольная запись: </w:t>
+      </w:r>
+      <w:r>
+        <w:rPr>
+          <w:b/>
+        </w:rPr>
+        <w:t xml:space="preserve">в течение 3</w:t>
+      </w:r>
+      <w:r>
+        <w:t xml:space="preserve">0 (Тридцати) календарных дней с момента заключения контракта</w:t>
+      </w:r>
+      <w:r>
+        <w:t xml:space="preserve">.</w:t>
+      </w:r>
+    </w:p>
+    <w:p>
+      <w:r>
+        <w:t xml:space="preserve">9.3. Контрольная запись: </w:t>
+      </w:r>
+      <w:r>
+        <w:rPr>
+          <w:b/>
+        </w:rPr>
+        <w:t xml:space="preserve">44Ф-46</w:t>
+      </w:r>
+      <w:r>
+        <w:t xml:space="preserve">093/24-274Д</w:t>
+      </w:r>
+      <w:r>
+        <w:t xml:space="preserve">.</w:t>
+      </w:r>
+    </w:p>
+    <w:p>
+      <w:r>
+        <w:t xml:space="preserve">9.4. Контрольная запись: </w:t>
+      </w:r>
+      <w:r>
+        <w:t xml:space="preserve">723 0 002,5 рубля</w:t>
+      </w:r>
+      <w:r>
+        <w:t xml:space="preserve">.</w:t>
+      </w:r>
+    </w:p>
+    <w:p/>
+    <w:p>
+      <w:r>
+        <w:rPr>
+          <w:b/>
+        </w:rPr>
+        <w:t xml:space="preserve">РЕКВИЗИТЫ И ПОДПИСИ СТОРОН</w:t>
+      </w:r>
+    </w:p>
+    <w:p/>
+    <w:tbl>
+      <w:tblPr>
+        <w:tblW w:w="9360" w:type="dxa"/>
+        <w:tblBorders>
+          <w:top w:val="single" w:sz="4" w:color="auto"/>
+          <w:left w:val="single" w:sz="4" w:color="auto"/>
+          <w:bottom w:val="single" w:sz="4" w:color="auto"/>
+          <w:right w:val="single" w:sz="4" w:color="auto"/>
+          <w:insideH w:val="single" w:sz="4" w:color="auto"/>
+          <w:insideV w:val="single" w:sz="4" w:color="auto"/>
+        </w:tblBorders>
+      </w:tblPr>
+      <w:tblGrid>
+        <w:gridCol w:w="4680"/>
+        <w:gridCol w:w="4680"/>
+      </w:tblGrid>
+      <w:tr>
+        <w:tc>
+          <w:tcPr>
+            <w:tcW w:w="4680" w:type="dxa"/>
+          </w:tcPr>
+          <w:p>
+            <w:r>
+              <w:rPr>
+                <w:b/>
+              </w:rPr>
+              <w:t xml:space="preserve">Займодавец:</w:t>
+            </w:r>
+          </w:p>
+          <w:p>
+            <w:r>
+              <w:t xml:space="preserve">Индивидуальный предприниматель </w:t>
+            </w:r>
+            <w:r>
+              <w:t xml:space="preserve">Семёнов Николай Егорович</w:t>
+            </w:r>
+          </w:p>
+          <w:p>
+            <w:r>
+              <w:t xml:space="preserve">Адрес регистрации: </w:t>
+            </w:r>
+            <w:r>
+              <w:t xml:space="preserve">а/я 52, г. Самара, 443010</w:t>
+            </w:r>
+          </w:p>
+          <w:p>
+            <w:r>
+              <w:t xml:space="preserve">ИНН </w:t>
+            </w:r>
+            <w:r>
+              <w:t xml:space="preserve">396405716712</w:t>
+            </w:r>
+            <w:r>
+              <w:t xml:space="preserve"> ОГРНИП </w:t>
+            </w:r>
+            <w:r>
+              <w:t xml:space="preserve">389503010491109</w:t>
+            </w:r>
+          </w:p>
+          <w:p>
+            <w:r>
+              <w:t xml:space="preserve">р/с </w:t>
+            </w:r>
+            <w:r>
+              <w:t xml:space="preserve">40802810535896290777</w:t>
+            </w:r>
+            <w:r>
+              <w:t xml:space="preserve"> в ПАО «Промсвязьбанк»</w:t>
+            </w:r>
+            <w:r>
+              <w:t xml:space="preserve">, БИК </w:t>
+            </w:r>
+            <w:r>
+              <w:t xml:space="preserve">044525555</w:t>
+            </w:r>
+          </w:p>
+          <w:p>
+            <w:r>
+              <w:t xml:space="preserve">Тел.: </w:t>
+            </w:r>
+            <w:r>
+              <w:t xml:space="preserve">+7 (383) 555-20-16</w:t>
+            </w:r>
+          </w:p>
+          <w:p>
+            <w:r>
+              <w:t xml:space="preserve">E-mail: </w:t>
+            </w:r>
+            <w:r>
+              <w:t xml:space="preserve">semenov@inbox.ru</w:t>
+            </w:r>
+          </w:p>
+          <w:p/>
+          <w:p>
+            <w:r>
+              <w:t xml:space="preserve">ИП ______________ </w:t>
+            </w:r>
+            <w:r>
+              <w:t xml:space="preserve">Семёнов Н. Е.</w:t>
+            </w:r>
+          </w:p>
+          <w:p>
+            <w:r>
+              <w:t xml:space="preserve">Согласовано: </w:t>
+            </w:r>
+            <w:r>
+              <w:rPr>
+                <w:b/>
+              </w:rPr>
+              <w:t xml:space="preserve">Семёнов Нико</w:t>
+            </w:r>
+            <w:r>
+              <w:t xml:space="preserve">лай Егорович</w:t>
+            </w:r>
+          </w:p>
+        </w:tc>
+        <w:tc>
+          <w:tcPr>
+            <w:tcW w:w="4680" w:type="dxa"/>
+          </w:tcPr>
+          <w:p>
+            <w:r>
               <w:rPr>
                 <w:b/>
               </w:rPr>
@@ -733,7 +886,7 @@
               <w:t xml:space="preserve">Адрес регистрации: </w:t>
             </w:r>
             <w:r>
-              <w:t xml:space="preserve">а/я 90, г. Новосибирск, 630099</w:t>
+              <w:t xml:space="preserve">а/я 99, г. Тверь, 170100</w:t>
             </w:r>
           </w:p>
           <w:p>
@@ -772,7 +925,7 @@
               <w:t xml:space="preserve">Тел.: </w:t>
             </w:r>
             <w:r>
-              <w:t xml:space="preserve">+7 (812) 435-48-88</w:t>
+              <w:t xml:space="preserve">+7 (495) 310-89-41</w:t>
             </w:r>
           </w:p>
           <w:p>
@@ -780,7 +933,7 @@
               <w:t xml:space="preserve">E-mail: </w:t>
             </w:r>
             <w:r>
-              <w:t xml:space="preserve">oganesyan@corp-tehno.ru</w:t>
+              <w:t xml:space="preserve">oganesyan@yandex.ru</w:t>
             </w:r>
           </w:p>
           <w:p/>
@@ -839,13 +992,13 @@
       <w:t xml:space="preserve">Исполнитель документа: </w:t>
     </w:r>
     <w:r>
-      <w:t xml:space="preserve">Никитина Е. М.</w:t>
+      <w:t xml:space="preserve">Павлов В. В.</w:t>
     </w:r>
     <w:r>
       <w:t xml:space="preserve">, тел. </w:t>
     </w:r>
     <w:r>
-      <w:t xml:space="preserve">8(495)8291687</w:t>
+      <w:t xml:space="preserve">8(843)6066443</w:t>
     </w:r>
   </w:p>
 </w:ftr>

--- a/tests/corpus_v2/docs/loan_0004.docx
+++ b/tests/corpus_v2/docs/loan_0004.docx
@@ -66,7 +66,7 @@
         <w:t xml:space="preserve">Индивидуальный предприниматель </w:t>
       </w:r>
       <w:r>
-        <w:t xml:space="preserve">Оганесян Гурген Ашотович</w:t>
+        <w:t xml:space="preserve">Гусева Вера Николаевна</w:t>
       </w:r>
       <w:r>
         <w:t xml:space="preserve">, ИНН </w:t>
@@ -75,7 +75,7 @@
         <w:t xml:space="preserve">893814420023</w:t>
       </w:r>
       <w:r>
-        <w:t xml:space="preserve">, именуемый в дальнейшем «Заёмщик», действующий на основании свидетельства о государственной регистрации</w:t>
+        <w:t xml:space="preserve">, именуемая в дальнейшем «Заёмщик», действующая на основании свидетельства о государственной регистрации</w:t>
       </w:r>
       <w:r>
         <w:t xml:space="preserve">, с другой стороны, совместно именуемые «Стороны», заключили настоящий Договор № </w:t>
@@ -503,7 +503,7 @@
         <w:t xml:space="preserve">3.1. Место исполнения обязательств: </w:t>
       </w:r>
       <w:r>
-        <w:t xml:space="preserve">а/я 57, г. Одинцово, 143000</w:t>
+        <w:t xml:space="preserve">143000, Свердловская обл., г. Одинцово, пер. Мира, вл. 10, стр. 2, пом. VII</w:t>
       </w:r>
       <w:r>
         <w:t xml:space="preserve">.</w:t>
@@ -514,13 +514,13 @@
         <w:t xml:space="preserve">3.2. Уведомления направляются </w:t>
       </w:r>
       <w:r>
-        <w:t xml:space="preserve">Оганесяну Гургену Ашотовичу</w:t>
+        <w:t xml:space="preserve">Гусевой Вере Николаевне</w:t>
       </w:r>
       <w:r>
         <w:t xml:space="preserve"> по телефону </w:t>
       </w:r>
       <w:r>
-        <w:t xml:space="preserve">+7 (499) 798-19-78</w:t>
+        <w:t xml:space="preserve">+7 (846) 177-78-67</w:t>
       </w:r>
       <w:r>
         <w:t xml:space="preserve">.</w:t>
@@ -531,7 +531,7 @@
         <w:t xml:space="preserve">3.3. Срок исполнения обязательств — </w:t>
       </w:r>
       <w:r>
-        <w:t xml:space="preserve">в течение 45 (Сорока пяти) рабочих дней с момента подписания акта</w:t>
+        <w:t xml:space="preserve">в течение 20 (Двадцати) рабочих дней с момента подписания акта</w:t>
       </w:r>
       <w:r>
         <w:t xml:space="preserve">.</w:t>
@@ -562,7 +562,7 @@
         <w:t xml:space="preserve">Размер неустойки за нарушение сроков оплаты: </w:t>
       </w:r>
       <w:r>
-        <w:t xml:space="preserve">10 (десять) процентов за каждый день просрочки</w:t>
+        <w:t xml:space="preserve">7 (семь) процентов за каждый день просрочки</w:t>
       </w:r>
       <w:r>
         <w:t xml:space="preserve">. Предельный размер ответственности: </w:t>
@@ -590,7 +590,7 @@
         <w:t xml:space="preserve">Сторона, для которой создалась невозможность исполнения, обязана уведомить другую Сторону. Срок уведомления — </w:t>
       </w:r>
       <w:r>
-        <w:t xml:space="preserve">не позднее 06.07.2026</w:t>
+        <w:t xml:space="preserve">не позднее 14.10.2026</w:t>
       </w:r>
       <w:r>
         <w:t xml:space="preserve">.</w:t>
@@ -625,7 +625,7 @@
         <w:t xml:space="preserve">подписано </w:t>
       </w:r>
       <w:r>
-        <w:t xml:space="preserve">оганесяном гургеном ашотовичем</w:t>
+        <w:t xml:space="preserve">гусевой верой николаевной</w:t>
       </w:r>
     </w:p>
     <w:p>
@@ -633,31 +633,31 @@
         <w:t xml:space="preserve">Претензии направляются </w:t>
       </w:r>
       <w:r>
-        <w:t xml:space="preserve">Оганесяну Гургену Ашотовичу</w:t>
+        <w:t xml:space="preserve">Гусевой Вере Николаевне</w:t>
       </w:r>
       <w:r>
         <w:t xml:space="preserve">; ответ подписывается </w:t>
       </w:r>
       <w:r>
-        <w:t xml:space="preserve">Оганесяном Гургеном Ашотовичем</w:t>
+        <w:t xml:space="preserve">Гусевой Верой Николаевной</w:t>
       </w:r>
       <w:r>
         <w:t xml:space="preserve">; интересы </w:t>
       </w:r>
       <w:r>
-        <w:t xml:space="preserve">Оганесяна Гургена Ашотовича</w:t>
+        <w:t xml:space="preserve">Гусевой Веры Николаевны</w:t>
       </w:r>
       <w:r>
         <w:t xml:space="preserve"> представляет </w:t>
       </w:r>
       <w:r>
-        <w:t xml:space="preserve">Оганесян Гурген Ашотович</w:t>
+        <w:t xml:space="preserve">Гусева Вера Николаевна</w:t>
       </w:r>
       <w:r>
         <w:t xml:space="preserve">; копия вручается </w:t>
       </w:r>
       <w:r>
-        <w:t xml:space="preserve">Оганесян Г. А.</w:t>
+        <w:t xml:space="preserve">Гусева В. Н.</w:t>
       </w:r>
       <w:r>
         <w:t xml:space="preserve"> лично.</w:t>
@@ -787,7 +787,7 @@
               <w:t xml:space="preserve">Адрес регистрации: </w:t>
             </w:r>
             <w:r>
-              <w:t xml:space="preserve">а/я 52, г. Самара, 443010</w:t>
+              <w:t xml:space="preserve">443010, Свердловская обл., г. Самара, бул. Победы, вл. 80, стр. 5, пом. VII</w:t>
             </w:r>
           </w:p>
           <w:p>
@@ -826,7 +826,7 @@
               <w:t xml:space="preserve">Тел.: </w:t>
             </w:r>
             <w:r>
-              <w:t xml:space="preserve">+7 (383) 555-20-16</w:t>
+              <w:t xml:space="preserve">+7 (843) 187-16-87</w:t>
             </w:r>
           </w:p>
           <w:p>
@@ -878,7 +878,7 @@
               <w:t xml:space="preserve">Индивидуальный предприниматель </w:t>
             </w:r>
             <w:r>
-              <w:t xml:space="preserve">Оганесян Гурген Ашотович</w:t>
+              <w:t xml:space="preserve">Гусева Вера Николаевна</w:t>
             </w:r>
           </w:p>
           <w:p>
@@ -886,7 +886,7 @@
               <w:t xml:space="preserve">Адрес регистрации: </w:t>
             </w:r>
             <w:r>
-              <w:t xml:space="preserve">а/я 99, г. Тверь, 170100</w:t>
+              <w:t xml:space="preserve">170100, Краснодарский край, г. Тверь, ш. Октябрьская, вл. 51, стр. 1, пом. VII</w:t>
             </w:r>
           </w:p>
           <w:p>
@@ -925,7 +925,7 @@
               <w:t xml:space="preserve">Тел.: </w:t>
             </w:r>
             <w:r>
-              <w:t xml:space="preserve">+7 (495) 310-89-41</w:t>
+              <w:t xml:space="preserve">+7 (499) 734-41-33</w:t>
             </w:r>
           </w:p>
           <w:p>
@@ -933,7 +933,7 @@
               <w:t xml:space="preserve">E-mail: </w:t>
             </w:r>
             <w:r>
-              <w:t xml:space="preserve">oganesyan@yandex.ru</w:t>
+              <w:t xml:space="preserve">guseva@mail.ru</w:t>
             </w:r>
           </w:p>
           <w:p/>
@@ -942,7 +942,7 @@
               <w:t xml:space="preserve">ИП ______________ </w:t>
             </w:r>
             <w:r>
-              <w:t xml:space="preserve">Оганесян Г. А.</w:t>
+              <w:t xml:space="preserve">Гусева В. Н.</w:t>
             </w:r>
           </w:p>
         </w:tc>
@@ -970,7 +970,7 @@
         <w:t xml:space="preserve">Заёмщик: _______________ /</w:t>
       </w:r>
       <w:r>
-        <w:t xml:space="preserve">Оганесян Г. А.</w:t>
+        <w:t xml:space="preserve">Гусева В. Н.</w:t>
       </w:r>
       <w:r>
         <w:t xml:space="preserve">/</w:t>
@@ -992,13 +992,13 @@
       <w:t xml:space="preserve">Исполнитель документа: </w:t>
     </w:r>
     <w:r>
-      <w:t xml:space="preserve">Павлов В. В.</w:t>
+      <w:t xml:space="preserve">Титова Е. А.</w:t>
     </w:r>
     <w:r>
       <w:t xml:space="preserve">, тел. </w:t>
     </w:r>
     <w:r>
-      <w:t xml:space="preserve">8(843)6066443</w:t>
+      <w:t xml:space="preserve">8(843)8316443</w:t>
     </w:r>
   </w:p>
 </w:ftr>

--- a/tests/corpus_v2/docs/loan_0004.docx
+++ b/tests/corpus_v2/docs/loan_0004.docx
@@ -489,262 +489,34 @@
         </w:tc>
       </w:tr>
     </w:tbl>
-    <w:p/>
-    <w:p>
-      <w:r>
-        <w:rPr>
-          <w:b/>
-        </w:rPr>
-        <w:t xml:space="preserve">3. МЕСТО И СРОКИ ИСПОЛНЕНИЯ</w:t>
-      </w:r>
-    </w:p>
-    <w:p>
-      <w:r>
-        <w:t xml:space="preserve">3.1. Место исполнения обязательств: </w:t>
-      </w:r>
-      <w:r>
-        <w:t xml:space="preserve">143000, Свердловская обл., г. Одинцово, пер. Мира, вл. 10, стр. 2, пом. VII</w:t>
-      </w:r>
-      <w:r>
-        <w:t xml:space="preserve">.</w:t>
-      </w:r>
-    </w:p>
-    <w:p>
-      <w:r>
-        <w:t xml:space="preserve">3.2. Уведомления направляются </w:t>
-      </w:r>
-      <w:r>
-        <w:t xml:space="preserve">Гусевой Вере Николаевне</w:t>
-      </w:r>
-      <w:r>
-        <w:t xml:space="preserve"> по телефону </w:t>
-      </w:r>
-      <w:r>
-        <w:t xml:space="preserve">+7 (846) 177-78-67</w:t>
-      </w:r>
-      <w:r>
-        <w:t xml:space="preserve">.</w:t>
-      </w:r>
-    </w:p>
-    <w:p>
-      <w:r>
-        <w:t xml:space="preserve">3.3. Срок исполнения обязательств — </w:t>
-      </w:r>
-      <w:r>
-        <w:t xml:space="preserve">в течение 20 (Двадцати) рабочих дней с момента подписания акта</w:t>
-      </w:r>
-      <w:r>
-        <w:t xml:space="preserve">.</w:t>
-      </w:r>
-    </w:p>
-    <w:p/>
-    <w:p>
-      <w:r>
-        <w:rPr>
-          <w:b/>
-        </w:rPr>
-        <w:t xml:space="preserve">4. ПРОЧИЕ УСЛОВИЯ</w:t>
-      </w:r>
-    </w:p>
-    <w:p>
-      <w:r>
-        <w:t xml:space="preserve">4.1. </w:t>
-      </w:r>
-      <w:r>
-        <w:t xml:space="preserve">Стороны несут ответственность за неисполнение или ненадлежащее исполнение обязательств в соответствии с законодательством Российской Федерации.</w:t>
-      </w:r>
-    </w:p>
-    <w:p>
-      <w:r>
-        <w:t xml:space="preserve">4.2. </w:t>
-      </w:r>
-      <w:r>
-        <w:t xml:space="preserve">Размер неустойки за нарушение сроков оплаты: </w:t>
-      </w:r>
-      <w:r>
-        <w:t xml:space="preserve">7 (семь) процентов за каждый день просрочки</w:t>
-      </w:r>
-      <w:r>
-        <w:t xml:space="preserve">. Предельный размер ответственности: </w:t>
-      </w:r>
-      <w:r>
-        <w:t xml:space="preserve">0,1 (одной десятой) % за каждый день просрочки</w:t>
-      </w:r>
-      <w:r>
-        <w:t xml:space="preserve">.</w:t>
-      </w:r>
-    </w:p>
-    <w:p>
-      <w:r>
-        <w:t xml:space="preserve">4.3. </w:t>
-      </w:r>
-      <w:r>
-        <w:t xml:space="preserve">Стороны освобождаются от ответственности при наступлении обстоятельств непреодолимой силы, если они прямо повлияли на исполнение обязательств.</w:t>
-      </w:r>
-    </w:p>
-    <w:p>
-      <w:r>
-        <w:t xml:space="preserve">4.4. </w:t>
-      </w:r>
-      <w:r>
-        <w:t xml:space="preserve">Сторона, для которой создалась невозможность исполнения, обязана уведомить другую Сторону. Срок уведомления — </w:t>
-      </w:r>
-      <w:r>
-        <w:t xml:space="preserve">не позднее 14.10.2026</w:t>
-      </w:r>
-      <w:r>
-        <w:t xml:space="preserve">.</w:t>
-      </w:r>
-    </w:p>
-    <w:p>
-      <w:r>
-        <w:t xml:space="preserve">4.5. </w:t>
-      </w:r>
-      <w:r>
-        <w:t xml:space="preserve">Все споры и разногласия решаются путём переговоров. Претензионный порядок обязателен, срок ответа на претензию — </w:t>
-      </w:r>
-      <w:r>
-        <w:t xml:space="preserve">в течение семи рабочих дней с даты подписания Сторонами акта сдачи-приемки оказанных услуг</w:t>
-      </w:r>
-      <w:r>
-        <w:t xml:space="preserve">.</w:t>
-      </w:r>
-    </w:p>
-    <w:p/>
-    <w:p/>
-    <w:p>
-      <w:r>
-        <w:rPr>
-          <w:b/>
-        </w:rPr>
-        <w:t xml:space="preserve">10. ДОПОЛНИТЕЛЬНЫЕ СВЕДЕНИЯ О СТОРОНАХ</w:t>
-      </w:r>
-    </w:p>
-    <w:p>
-      <w:r>
-        <w:t xml:space="preserve">подписано </w:t>
-      </w:r>
-      <w:r>
-        <w:t xml:space="preserve">гусевой верой николаевной</w:t>
-      </w:r>
-    </w:p>
-    <w:p>
-      <w:r>
-        <w:t xml:space="preserve">Претензии направляются </w:t>
-      </w:r>
-      <w:r>
-        <w:t xml:space="preserve">Гусевой Вере Николаевне</w:t>
-      </w:r>
-      <w:r>
-        <w:t xml:space="preserve">; ответ подписывается </w:t>
-      </w:r>
-      <w:r>
-        <w:t xml:space="preserve">Гусевой Верой Николаевной</w:t>
-      </w:r>
-      <w:r>
-        <w:t xml:space="preserve">; интересы </w:t>
-      </w:r>
-      <w:r>
-        <w:t xml:space="preserve">Гусевой Веры Николаевны</w:t>
-      </w:r>
-      <w:r>
-        <w:t xml:space="preserve"> представляет </w:t>
-      </w:r>
-      <w:r>
-        <w:t xml:space="preserve">Гусева Вера Николаевна</w:t>
-      </w:r>
-      <w:r>
-        <w:t xml:space="preserve">; копия вручается </w:t>
-      </w:r>
-      <w:r>
-        <w:t xml:space="preserve">Гусева В. Н.</w:t>
-      </w:r>
-      <w:r>
-        <w:t xml:space="preserve"> лично.</w:t>
-      </w:r>
-    </w:p>
-    <w:p/>
-    <w:p/>
-    <w:p>
-      <w:r>
-        <w:rPr>
-          <w:b/>
-        </w:rPr>
-        <w:t xml:space="preserve">9. КОНТРОЛЬНЫЕ ВЕЛИЧИНЫ</w:t>
-      </w:r>
-    </w:p>
-    <w:p>
-      <w:r>
-        <w:t xml:space="preserve">9.1. Контрольная запись: </w:t>
-      </w:r>
-      <w:r>
-        <w:rPr>
-          <w:b/>
-        </w:rPr>
-        <w:t xml:space="preserve">1</w:t>
-      </w:r>
-      <w:r>
-        <w:t xml:space="preserve">0 (десять) процентов годовых</w:t>
-      </w:r>
-      <w:r>
-        <w:t xml:space="preserve">.</w:t>
-      </w:r>
-    </w:p>
-    <w:p>
-      <w:r>
-        <w:t xml:space="preserve">9.2. Контрольная запись: </w:t>
-      </w:r>
-      <w:r>
-        <w:rPr>
-          <w:b/>
-        </w:rPr>
-        <w:t xml:space="preserve">в течение 3</w:t>
-      </w:r>
-      <w:r>
-        <w:t xml:space="preserve">0 (Тридцати) календарных дней с момента заключения контракта</w:t>
-      </w:r>
-      <w:r>
-        <w:t xml:space="preserve">.</w:t>
-      </w:r>
-    </w:p>
-    <w:p>
-      <w:r>
-        <w:t xml:space="preserve">9.3. Контрольная запись: </w:t>
-      </w:r>
-      <w:r>
-        <w:rPr>
-          <w:b/>
-        </w:rPr>
-        <w:t xml:space="preserve">44Ф-46</w:t>
-      </w:r>
-      <w:r>
-        <w:t xml:space="preserve">093/24-274Д</w:t>
-      </w:r>
-      <w:r>
-        <w:t xml:space="preserve">.</w:t>
-      </w:r>
-    </w:p>
-    <w:p>
-      <w:r>
-        <w:t xml:space="preserve">9.4. Контрольная запись: </w:t>
-      </w:r>
-      <w:r>
-        <w:t xml:space="preserve">723 0 002,5 рубля</w:t>
-      </w:r>
-      <w:r>
-        <w:t xml:space="preserve">.</w:t>
-      </w:r>
-    </w:p>
-    <w:p/>
-    <w:p>
-      <w:r>
-        <w:rPr>
-          <w:b/>
-        </w:rPr>
-        <w:t xml:space="preserve">РЕКВИЗИТЫ И ПОДПИСИ СТОРОН</w:t>
-      </w:r>
-    </w:p>
-    <w:p/>
+    <w:p>
+      <w:r>
+        <w:t xml:space="preserve">2.9. </w:t>
+      </w:r>
+      <w:r>
+        <w:t xml:space="preserve">Платёж по налогу перечисляется на код бюджетной классификации </w:t>
+      </w:r>
+      <w:r>
+        <w:t xml:space="preserve">182 101 010 110 110 001 10</w:t>
+      </w:r>
+      <w:r>
+        <w:t xml:space="preserve">, получатель — территориальный орган Федерального казначейства.</w:t>
+      </w:r>
+    </w:p>
+    <w:p>
+      <w:r>
+        <w:t xml:space="preserve">2.10. </w:t>
+      </w:r>
+      <w:r>
+        <w:t xml:space="preserve">Полномочия подтверждаются свидетельством о рождении, выдано </w:t>
+      </w:r>
+      <w:r>
+        <w:t xml:space="preserve">11.02.2014</w:t>
+      </w:r>
+      <w:r>
+        <w:t xml:space="preserve"> отделом ЗАГС.</w:t>
+      </w:r>
+    </w:p>
     <w:tbl>
       <w:tblPr>
         <w:tblW w:w="9360" w:type="dxa"/>
@@ -768,6 +540,321 @@
           </w:tcPr>
           <w:p>
             <w:r>
+              <w:t xml:space="preserve">3</w:t>
+            </w:r>
+          </w:p>
+        </w:tc>
+        <w:tc>
+          <w:tcPr>
+            <w:tcW w:w="4680" w:type="dxa"/>
+          </w:tcPr>
+          <w:p>
+            <w:r>
+              <w:t xml:space="preserve">РУБ.</w:t>
+            </w:r>
+          </w:p>
+        </w:tc>
+      </w:tr>
+    </w:tbl>
+    <w:p>
+      <w:r>
+        <w:t xml:space="preserve">2.11. </w:t>
+      </w:r>
+      <w:r>
+        <w:t xml:space="preserve">Поставке подлежит насос модели </w:t>
+      </w:r>
+      <w:r>
+        <w:t xml:space="preserve">ЭЦВ-6-10-80h</w:t>
+      </w:r>
+      <w:r>
+        <w:t xml:space="preserve"> и кабель марки </w:t>
+      </w:r>
+      <w:r>
+        <w:t xml:space="preserve">ВВГнг(А)-LSt</w:t>
+      </w:r>
+      <w:r>
+        <w:t xml:space="preserve">.</w:t>
+      </w:r>
+    </w:p>
+    <w:p/>
+    <w:p>
+      <w:r>
+        <w:rPr>
+          <w:b/>
+        </w:rPr>
+        <w:t xml:space="preserve">3. МЕСТО И СРОКИ ИСПОЛНЕНИЯ</w:t>
+      </w:r>
+    </w:p>
+    <w:p>
+      <w:r>
+        <w:t xml:space="preserve">3.1. Место исполнения обязательств: </w:t>
+      </w:r>
+      <w:r>
+        <w:t xml:space="preserve">420111, Ленинградская обл., г. Казань, ш. Баумана, вл. 58, стр. 2, пом. VII</w:t>
+      </w:r>
+      <w:r>
+        <w:t xml:space="preserve">.</w:t>
+      </w:r>
+    </w:p>
+    <w:p>
+      <w:r>
+        <w:t xml:space="preserve">3.2. Уведомления направляются </w:t>
+      </w:r>
+      <w:r>
+        <w:t xml:space="preserve">Гусевой Вере Николаевне</w:t>
+      </w:r>
+      <w:r>
+        <w:t xml:space="preserve"> по телефону </w:t>
+      </w:r>
+      <w:r>
+        <w:t xml:space="preserve">+7 (843) 676-89-49</w:t>
+      </w:r>
+      <w:r>
+        <w:t xml:space="preserve">.</w:t>
+      </w:r>
+    </w:p>
+    <w:p>
+      <w:r>
+        <w:t xml:space="preserve">3.3. Срок исполнения обязательств — </w:t>
+      </w:r>
+      <w:r>
+        <w:t xml:space="preserve">в течение 7 (Семи) рабочих дней с момента подписания акта</w:t>
+      </w:r>
+      <w:r>
+        <w:t xml:space="preserve">.</w:t>
+      </w:r>
+    </w:p>
+    <w:p/>
+    <w:p>
+      <w:r>
+        <w:rPr>
+          <w:b/>
+        </w:rPr>
+        <w:t xml:space="preserve">4. ПРОЧИЕ УСЛОВИЯ</w:t>
+      </w:r>
+    </w:p>
+    <w:p>
+      <w:r>
+        <w:t xml:space="preserve">4.1. </w:t>
+      </w:r>
+      <w:r>
+        <w:t xml:space="preserve">Стороны несут ответственность за неисполнение или ненадлежащее исполнение обязательств в соответствии с законодательством Российской Федерации.</w:t>
+      </w:r>
+    </w:p>
+    <w:p>
+      <w:r>
+        <w:t xml:space="preserve">4.2. </w:t>
+      </w:r>
+      <w:r>
+        <w:t xml:space="preserve">Размер неустойки за нарушение сроков оплаты: </w:t>
+      </w:r>
+      <w:r>
+        <w:t xml:space="preserve">10 (десять) процентов за каждый день просрочки</w:t>
+      </w:r>
+      <w:r>
+        <w:t xml:space="preserve">. Предельный размер ответственности: </w:t>
+      </w:r>
+      <w:r>
+        <w:t xml:space="preserve">0,1 (одной десятой) % за каждый день просрочки</w:t>
+      </w:r>
+      <w:r>
+        <w:t xml:space="preserve">.</w:t>
+      </w:r>
+    </w:p>
+    <w:p>
+      <w:r>
+        <w:t xml:space="preserve">4.3. </w:t>
+      </w:r>
+      <w:r>
+        <w:t xml:space="preserve">Стороны освобождаются от ответственности при наступлении обстоятельств непреодолимой силы, если они прямо повлияли на исполнение обязательств.</w:t>
+      </w:r>
+    </w:p>
+    <w:p>
+      <w:r>
+        <w:t xml:space="preserve">4.4. </w:t>
+      </w:r>
+      <w:r>
+        <w:t xml:space="preserve">Сторона, для которой создалась невозможность исполнения, обязана уведомить другую Сторону. Срок уведомления — </w:t>
+      </w:r>
+      <w:r>
+        <w:t xml:space="preserve">не позднее 03.07.2026</w:t>
+      </w:r>
+      <w:r>
+        <w:t xml:space="preserve">.</w:t>
+      </w:r>
+    </w:p>
+    <w:p>
+      <w:r>
+        <w:t xml:space="preserve">4.5. </w:t>
+      </w:r>
+      <w:r>
+        <w:t xml:space="preserve">Все споры и разногласия решаются путём переговоров. Претензионный порядок обязателен, срок ответа на претензию — </w:t>
+      </w:r>
+      <w:r>
+        <w:t xml:space="preserve">в течение двадцати рабочих дней с даты подписания Сторонами акта сдачи-приемки оказанных услуг</w:t>
+      </w:r>
+      <w:r>
+        <w:t xml:space="preserve">.</w:t>
+      </w:r>
+    </w:p>
+    <w:p/>
+    <w:p/>
+    <w:p>
+      <w:r>
+        <w:rPr>
+          <w:b/>
+        </w:rPr>
+        <w:t xml:space="preserve">10. ДОПОЛНИТЕЛЬНЫЕ СВЕДЕНИЯ О СТОРОНАХ</w:t>
+      </w:r>
+    </w:p>
+    <w:p>
+      <w:r>
+        <w:t xml:space="preserve">подписано </w:t>
+      </w:r>
+      <w:r>
+        <w:t xml:space="preserve">гусевой верой николаевной</w:t>
+      </w:r>
+    </w:p>
+    <w:p>
+      <w:r>
+        <w:t xml:space="preserve">Претензии направляются </w:t>
+      </w:r>
+      <w:r>
+        <w:t xml:space="preserve">Гусевой Вере Николаевне</w:t>
+      </w:r>
+      <w:r>
+        <w:t xml:space="preserve">; ответ подписывается </w:t>
+      </w:r>
+      <w:r>
+        <w:t xml:space="preserve">Гусевой Верой Николаевной</w:t>
+      </w:r>
+      <w:r>
+        <w:t xml:space="preserve">; интересы </w:t>
+      </w:r>
+      <w:r>
+        <w:t xml:space="preserve">Гусевой Веры Николаевны</w:t>
+      </w:r>
+      <w:r>
+        <w:t xml:space="preserve"> представляет </w:t>
+      </w:r>
+      <w:r>
+        <w:t xml:space="preserve">Гусева Вера Николаевна</w:t>
+      </w:r>
+      <w:r>
+        <w:t xml:space="preserve">; копия вручается </w:t>
+      </w:r>
+      <w:r>
+        <w:t xml:space="preserve">Гусева В. Н.</w:t>
+      </w:r>
+      <w:r>
+        <w:t xml:space="preserve"> лично.</w:t>
+      </w:r>
+    </w:p>
+    <w:p/>
+    <w:p/>
+    <w:p>
+      <w:r>
+        <w:rPr>
+          <w:b/>
+        </w:rPr>
+        <w:t xml:space="preserve">9. КОНТРОЛЬНЫЕ ВЕЛИЧИНЫ</w:t>
+      </w:r>
+    </w:p>
+    <w:p>
+      <w:r>
+        <w:t xml:space="preserve">9.1. Контрольная запись: </w:t>
+      </w:r>
+      <w:r>
+        <w:rPr>
+          <w:b/>
+        </w:rPr>
+        <w:t xml:space="preserve">1</w:t>
+      </w:r>
+      <w:r>
+        <w:t xml:space="preserve">5 (пятнадцать) процентов годовых</w:t>
+      </w:r>
+      <w:r>
+        <w:t xml:space="preserve">.</w:t>
+      </w:r>
+    </w:p>
+    <w:p>
+      <w:r>
+        <w:t xml:space="preserve">9.2. Контрольная запись: </w:t>
+      </w:r>
+      <w:r>
+        <w:rPr>
+          <w:b/>
+        </w:rPr>
+        <w:t xml:space="preserve">в течение 1</w:t>
+      </w:r>
+      <w:r>
+        <w:t xml:space="preserve">4 банковских дней с момента поступления денежных средств на расчетный счет</w:t>
+      </w:r>
+      <w:r>
+        <w:t xml:space="preserve">.</w:t>
+      </w:r>
+    </w:p>
+    <w:p>
+      <w:r>
+        <w:t xml:space="preserve">9.3. Контрольная запись: </w:t>
+      </w:r>
+      <w:r>
+        <w:rPr>
+          <w:b/>
+        </w:rPr>
+        <w:t xml:space="preserve">90Ф-48</w:t>
+      </w:r>
+      <w:r>
+        <w:t xml:space="preserve">896/20-836Д</w:t>
+      </w:r>
+      <w:r>
+        <w:t xml:space="preserve">.</w:t>
+      </w:r>
+    </w:p>
+    <w:p>
+      <w:r>
+        <w:t xml:space="preserve">9.4. Контрольная запись: </w:t>
+      </w:r>
+      <w:r>
+        <w:t xml:space="preserve">800 0 002,9 рубля</w:t>
+      </w:r>
+      <w:r>
+        <w:t xml:space="preserve">.</w:t>
+      </w:r>
+    </w:p>
+    <w:p/>
+    <w:p>
+      <w:r>
+        <w:rPr>
+          <w:b/>
+        </w:rPr>
+        <w:t xml:space="preserve">РЕКВИЗИТЫ И ПОДПИСИ СТОРОН</w:t>
+      </w:r>
+    </w:p>
+    <w:p/>
+    <w:tbl>
+      <w:tblPr>
+        <w:tblW w:w="9360" w:type="dxa"/>
+        <w:tblBorders>
+          <w:top w:val="single" w:sz="4" w:color="auto"/>
+          <w:left w:val="single" w:sz="4" w:color="auto"/>
+          <w:bottom w:val="single" w:sz="4" w:color="auto"/>
+          <w:right w:val="single" w:sz="4" w:color="auto"/>
+          <w:insideH w:val="single" w:sz="4" w:color="auto"/>
+          <w:insideV w:val="single" w:sz="4" w:color="auto"/>
+        </w:tblBorders>
+      </w:tblPr>
+      <w:tblGrid>
+        <w:gridCol w:w="4680"/>
+        <w:gridCol w:w="4680"/>
+      </w:tblGrid>
+      <w:tr>
+        <w:tc>
+          <w:tcPr>
+            <w:tcW w:w="4680" w:type="dxa"/>
+          </w:tcPr>
+          <w:p>
+            <w:r>
               <w:rPr>
                 <w:b/>
               </w:rPr>
@@ -787,7 +874,7 @@
               <w:t xml:space="preserve">Адрес регистрации: </w:t>
             </w:r>
             <w:r>
-              <w:t xml:space="preserve">443010, Свердловская обл., г. Самара, бул. Победы, вл. 80, стр. 5, пом. VII</w:t>
+              <w:t xml:space="preserve">141300, Новосибирская обл., г. Сергиев Посад, ш. Космонавтов, вл. 52, стр. 4, пом. VII</w:t>
             </w:r>
           </w:p>
           <w:p>
@@ -826,7 +913,7 @@
               <w:t xml:space="preserve">Тел.: </w:t>
             </w:r>
             <w:r>
-              <w:t xml:space="preserve">+7 (843) 187-16-87</w:t>
+              <w:t xml:space="preserve">+7 (495) 829-16-87</w:t>
             </w:r>
           </w:p>
           <w:p>

--- a/tests/corpus_v2/docs/loan_0004.docx
+++ b/tests/corpus_v2/docs/loan_0004.docx
@@ -112,7 +112,7 @@
         <w:t xml:space="preserve">Сумма займа: </w:t>
       </w:r>
       <w:r>
-        <w:t xml:space="preserve">338000 (триста тридцать восемь тысяч) рублей 0 коп.</w:t>
+        <w:t xml:space="preserve">40300000 (сорок миллионов триста тысяч) рублей 5 коп.</w:t>
       </w:r>
       <w:r>
         <w:t xml:space="preserve">, </w:t>
@@ -150,6 +150,101 @@
       </w:r>
       <w:r>
         <w:t xml:space="preserve"> согласуется Сторонами дополнительно.</w:t>
+      </w:r>
+    </w:p>
+    <w:p>
+      <w:r>
+        <w:t xml:space="preserve">1.5. </w:t>
+      </w:r>
+      <w:r>
+        <w:t xml:space="preserve">Отгрузка оформляется товарной накладной № </w:t>
+      </w:r>
+      <w:r>
+        <w:t xml:space="preserve">043187866</w:t>
+      </w:r>
+      <w:r>
+        <w:t xml:space="preserve">. Позиция учитывается в каталоге поставщика под номером </w:t>
+      </w:r>
+      <w:r>
+        <w:t xml:space="preserve">045940714</w:t>
+      </w:r>
+      <w:r>
+        <w:t xml:space="preserve">. Заводской номер насоса — </w:t>
+      </w:r>
+      <w:r>
+        <w:t xml:space="preserve">048682897</w:t>
+      </w:r>
+      <w:r>
+        <w:t xml:space="preserve">.</w:t>
+      </w:r>
+    </w:p>
+    <w:p>
+      <w:r>
+        <w:t xml:space="preserve">1.6. </w:t>
+      </w:r>
+      <w:r>
+        <w:t xml:space="preserve">Целевые средства перечисляются по коду цели </w:t>
+      </w:r>
+      <w:r>
+        <w:t xml:space="preserve">040991062</w:t>
+      </w:r>
+      <w:r>
+        <w:t xml:space="preserve"> согласно приказу Минфина России № 157н. </w:t>
+      </w:r>
+      <w:r>
+        <w:t xml:space="preserve">БИК будет сообщён дополнительно, номер заявки — </w:t>
+      </w:r>
+      <w:r>
+        <w:t xml:space="preserve">048431244</w:t>
+      </w:r>
+      <w:r>
+        <w:t xml:space="preserve">.</w:t>
+      </w:r>
+    </w:p>
+    <w:p>
+      <w:r>
+        <w:t xml:space="preserve">1.7. </w:t>
+      </w:r>
+      <w:r>
+        <w:t xml:space="preserve">Расчёты за коммунальные услуги ведутся по лицевому счёту абонента </w:t>
+      </w:r>
+      <w:r>
+        <w:t xml:space="preserve">86478593274</w:t>
+      </w:r>
+      <w:r>
+        <w:t xml:space="preserve">. Приложение учтено за номером </w:t>
+      </w:r>
+      <w:r>
+        <w:t xml:space="preserve">80975121930</w:t>
+      </w:r>
+      <w:r>
+        <w:t xml:space="preserve">. Заводской номер прибора учёта — </w:t>
+      </w:r>
+      <w:r>
+        <w:t xml:space="preserve">85554306820</w:t>
+      </w:r>
+      <w:r>
+        <w:t xml:space="preserve">.</w:t>
+      </w:r>
+    </w:p>
+    <w:p>
+      <w:r>
+        <w:t xml:space="preserve">1.8. </w:t>
+      </w:r>
+      <w:r>
+        <w:t xml:space="preserve">Регистрационная запись в реестре — </w:t>
+      </w:r>
+      <w:r>
+        <w:t xml:space="preserve">80525937219</w:t>
+      </w:r>
+      <w:r>
+        <w:t xml:space="preserve"> по правилам статьи 434 Гражданского кодекса Российской Федерации. Уведомление направлено за исходящим № </w:t>
+      </w:r>
+      <w:r>
+        <w:t xml:space="preserve">88740552050</w:t>
+      </w:r>
+      <w:r>
+        <w:t xml:space="preserve">.</w:t>
       </w:r>
     </w:p>
     <w:p/>
@@ -166,7 +261,7 @@
         <w:t xml:space="preserve">2.1. Общая цена Договора: </w:t>
       </w:r>
       <w:r>
-        <w:t xml:space="preserve">6 930 000 ₽</w:t>
+        <w:t xml:space="preserve">4 070 000 ₽</w:t>
       </w:r>
       <w:r>
         <w:t xml:space="preserve">, НДС не облагается, т.к. применяется УСН</w:t>
@@ -197,7 +292,7 @@
         <w:t xml:space="preserve">2.3. Срок оплаты — </w:t>
       </w:r>
       <w:r>
-        <w:t xml:space="preserve">в течение 36 месяцев с момента выставления счета</w:t>
+        <w:t xml:space="preserve">в течение 12 месяцев с момента выставления счета</w:t>
       </w:r>
       <w:r>
         <w:t xml:space="preserve">.</w:t>
@@ -228,7 +323,7 @@
         <w:t xml:space="preserve">, артикул </w:t>
       </w:r>
       <w:r>
-        <w:t xml:space="preserve">RM-1452-17</w:t>
+        <w:t xml:space="preserve">RM-2676-76</w:t>
       </w:r>
       <w:r>
         <w:t xml:space="preserve">, код </w:t>
@@ -288,43 +383,43 @@
         <w:t xml:space="preserve">. Товар отгружается с сопроводительным документом паспорт качества № </w:t>
       </w:r>
       <w:r>
-        <w:t xml:space="preserve">95 20 772976</w:t>
+        <w:t xml:space="preserve">47 25 084031</w:t>
       </w:r>
       <w:r>
         <w:t xml:space="preserve">. К партии приложен паспорт изделия № </w:t>
       </w:r>
       <w:r>
-        <w:t xml:space="preserve">65 01 533112</w:t>
+        <w:t xml:space="preserve">96 17 336399</w:t>
       </w:r>
       <w:r>
         <w:t xml:space="preserve">. Оборудование поставляется с паспортом транспортного средства № </w:t>
       </w:r>
       <w:r>
-        <w:t xml:space="preserve">41 23 238067</w:t>
+        <w:t xml:space="preserve">86 12 076604</w:t>
       </w:r>
       <w:r>
         <w:t xml:space="preserve">. Приёмка производится согласно техническому паспорту </w:t>
       </w:r>
       <w:r>
-        <w:t xml:space="preserve">14 23 307456</w:t>
+        <w:t xml:space="preserve">71 07 315584</w:t>
       </w:r>
       <w:r>
         <w:t xml:space="preserve">. СНИЛС не указан, номер заказа </w:t>
       </w:r>
       <w:r>
-        <w:t xml:space="preserve">493-548-151 15</w:t>
+        <w:t xml:space="preserve">612-413-377 04</w:t>
       </w:r>
       <w:r>
         <w:t xml:space="preserve">. Дата рождения не проставлена, документ выдан </w:t>
       </w:r>
       <w:r>
-        <w:t xml:space="preserve">05.11.2015</w:t>
+        <w:t xml:space="preserve">06.09.2024</w:t>
       </w:r>
       <w:r>
         <w:t xml:space="preserve">. Код подразделения, см. артикул </w:t>
       </w:r>
       <w:r>
-        <w:t xml:space="preserve">564-592</w:t>
+        <w:t xml:space="preserve">621-052</w:t>
       </w:r>
       <w:r>
         <w:t xml:space="preserve">. Цена — </w:t>
@@ -344,25 +439,25 @@
         <w:t xml:space="preserve">Товар маркирован штрихкодом </w:t>
       </w:r>
       <w:r>
-        <w:t xml:space="preserve">4605621330768</w:t>
+        <w:t xml:space="preserve">4606068900322</w:t>
       </w:r>
       <w:r>
         <w:t xml:space="preserve">. Код контрагента по ОКПО — </w:t>
       </w:r>
       <w:r>
-        <w:t xml:space="preserve">6060134841</w:t>
+        <w:t xml:space="preserve">8700994524</w:t>
       </w:r>
       <w:r>
         <w:t xml:space="preserve">. Оборудование учтено под инвентарным номером </w:t>
       </w:r>
       <w:r>
-        <w:t xml:space="preserve">045863107</w:t>
+        <w:t xml:space="preserve">048722100</w:t>
       </w:r>
       <w:r>
         <w:t xml:space="preserve">, складской позиции присвоен номер </w:t>
       </w:r>
       <w:r>
-        <w:t xml:space="preserve">524487781</w:t>
+        <w:t xml:space="preserve">189213903</w:t>
       </w:r>
       <w:r>
         <w:t xml:space="preserve">.</w:t>
@@ -376,19 +471,19 @@
         <w:t xml:space="preserve">Оплата по счёту-фактуре на КБК </w:t>
       </w:r>
       <w:r>
-        <w:t xml:space="preserve">18210101011011000155</w:t>
+        <w:t xml:space="preserve">18210101011011000136</w:t>
       </w:r>
       <w:r>
         <w:t xml:space="preserve">. ИНН не присвоен, регистрационный № </w:t>
       </w:r>
       <w:r>
-        <w:t xml:space="preserve">9489609935</w:t>
+        <w:t xml:space="preserve">0949526002</w:t>
       </w:r>
       <w:r>
         <w:t xml:space="preserve">. ИНН не присвоен, платёжный документ № </w:t>
       </w:r>
       <w:r>
-        <w:t xml:space="preserve">761030978639</w:t>
+        <w:t xml:space="preserve">431928730376</w:t>
       </w:r>
       <w:r>
         <w:t xml:space="preserve">. Заказчик действует в лице </w:t>
@@ -408,13 +503,13 @@
         <w:t xml:space="preserve">Массовая доля влаги в товаре — </w:t>
       </w:r>
       <w:r>
-        <w:t xml:space="preserve">не более 13 %</w:t>
+        <w:t xml:space="preserve">не более 10 %</w:t>
       </w:r>
       <w:r>
         <w:t xml:space="preserve">. Товар подлежит хранению </w:t>
       </w:r>
       <w:r>
-        <w:t xml:space="preserve">в течение 48 часов</w:t>
+        <w:t xml:space="preserve">в течение 12 часов</w:t>
       </w:r>
       <w:r>
         <w:t xml:space="preserve"> при температуре не выше +4 °C. Срок исковой давности по требованиям, вытекающим из Договора, составляет </w:t>
@@ -483,7 +578,7 @@
           </w:tcPr>
           <w:p>
             <w:r>
-              <w:t xml:space="preserve">2607637976</w:t>
+              <w:t xml:space="preserve">7630434823</w:t>
             </w:r>
           </w:p>
         </w:tc>
@@ -511,7 +606,7 @@
         <w:t xml:space="preserve">Полномочия подтверждаются свидетельством о рождении, выдано </w:t>
       </w:r>
       <w:r>
-        <w:t xml:space="preserve">11.02.2014</w:t>
+        <w:t xml:space="preserve">15.11.2020</w:t>
       </w:r>
       <w:r>
         <w:t xml:space="preserve"> отделом ЗАГС.</w:t>
@@ -540,7 +635,7 @@
           </w:tcPr>
           <w:p>
             <w:r>
-              <w:t xml:space="preserve">3</w:t>
+              <w:t xml:space="preserve">8</w:t>
             </w:r>
           </w:p>
         </w:tc>
@@ -590,7 +685,7 @@
         <w:t xml:space="preserve">3.1. Место исполнения обязательств: </w:t>
       </w:r>
       <w:r>
-        <w:t xml:space="preserve">420111, Ленинградская обл., г. Казань, ш. Баумана, вл. 58, стр. 2, пом. VII</w:t>
+        <w:t xml:space="preserve">170100, Ленинградская обл., г. Тверь, просп. Промышленная, вл. 74, стр. 3, пом. VII</w:t>
       </w:r>
       <w:r>
         <w:t xml:space="preserve">.</w:t>
@@ -607,7 +702,7 @@
         <w:t xml:space="preserve"> по телефону </w:t>
       </w:r>
       <w:r>
-        <w:t xml:space="preserve">+7 (843) 676-89-49</w:t>
+        <w:t xml:space="preserve">+7 (843) 386-22-90</w:t>
       </w:r>
       <w:r>
         <w:t xml:space="preserve">.</w:t>
@@ -618,7 +713,111 @@
         <w:t xml:space="preserve">3.3. Срок исполнения обязательств — </w:t>
       </w:r>
       <w:r>
-        <w:t xml:space="preserve">в течение 7 (Семи) рабочих дней с момента подписания акта</w:t>
+        <w:t xml:space="preserve">в течение 3 (Трёх) рабочих дней с момента подписания акта</w:t>
+      </w:r>
+      <w:r>
+        <w:t xml:space="preserve">.</w:t>
+      </w:r>
+    </w:p>
+    <w:p>
+      <w:r>
+        <w:t xml:space="preserve">3.4. </w:t>
+      </w:r>
+      <w:r>
+        <w:t xml:space="preserve">Финансирование ведётся за счёт средств бюджета, КБК </w:t>
+      </w:r>
+      <w:r>
+        <w:t xml:space="preserve">18236315384333120336</w:t>
+      </w:r>
+      <w:r>
+        <w:t xml:space="preserve">. Счётчик имеет заводской номер </w:t>
+      </w:r>
+      <w:r>
+        <w:t xml:space="preserve">39402909650859494630</w:t>
+      </w:r>
+      <w:r>
+        <w:t xml:space="preserve">.</w:t>
+      </w:r>
+    </w:p>
+    <w:p>
+      <w:r>
+        <w:t xml:space="preserve">3.5. </w:t>
+      </w:r>
+      <w:r>
+        <w:t xml:space="preserve">В счёте на оплату указывается УИН </w:t>
+      </w:r>
+      <w:r>
+        <w:t xml:space="preserve">18209400389181420477</w:t>
+      </w:r>
+      <w:r>
+        <w:t xml:space="preserve">. Счёт-проформа к настоящему Договору имеет номер </w:t>
+      </w:r>
+      <w:r>
+        <w:t xml:space="preserve">77241504760276298450</w:t>
+      </w:r>
+      <w:r>
+        <w:t xml:space="preserve">. В силу статьи 855 Гражданского кодекса Российской Федерации списание со счёта ведётся по коду вида дохода </w:t>
+      </w:r>
+      <w:r>
+        <w:t xml:space="preserve">18210781800833756239</w:t>
+      </w:r>
+      <w:r>
+        <w:t xml:space="preserve">.</w:t>
+      </w:r>
+    </w:p>
+    <w:p>
+      <w:r>
+        <w:t xml:space="preserve">3.6. </w:t>
+      </w:r>
+      <w:r>
+        <w:t xml:space="preserve">ИНН у иностранного контрагента отсутствует, номер в торговом реестре — </w:t>
+      </w:r>
+      <w:r>
+        <w:t xml:space="preserve">4913461710</w:t>
+      </w:r>
+      <w:r>
+        <w:t xml:space="preserve">. ИНН приводится в приложении; номер спецификации — </w:t>
+      </w:r>
+      <w:r>
+        <w:t xml:space="preserve">1162666615</w:t>
+      </w:r>
+      <w:r>
+        <w:t xml:space="preserve">. Постановка на учёт производится по статье 84 Налогового кодекса Российской Федерации, решение № </w:t>
+      </w:r>
+      <w:r>
+        <w:t xml:space="preserve">9608175389</w:t>
+      </w:r>
+      <w:r>
+        <w:t xml:space="preserve">.</w:t>
+      </w:r>
+    </w:p>
+    <w:p>
+      <w:r>
+        <w:t xml:space="preserve">3.7. </w:t>
+      </w:r>
+      <w:r>
+        <w:t xml:space="preserve">Номер партии по системе прослеживаемости — </w:t>
+      </w:r>
+      <w:r>
+        <w:t xml:space="preserve">8537088293</w:t>
+      </w:r>
+      <w:r>
+        <w:t xml:space="preserve">. Содержание примеси не превышает </w:t>
+      </w:r>
+      <w:r>
+        <w:t xml:space="preserve">0,7 %</w:t>
+      </w:r>
+      <w:r>
+        <w:t xml:space="preserve">. Прибор имеет погрешность не более </w:t>
+      </w:r>
+      <w:r>
+        <w:t xml:space="preserve">0,5 %</w:t>
+      </w:r>
+      <w:r>
+        <w:t xml:space="preserve">. Оборудованию присвоен заводской номер </w:t>
+      </w:r>
+      <w:r>
+        <w:t xml:space="preserve">3559392211</w:t>
       </w:r>
       <w:r>
         <w:t xml:space="preserve">.</w:t>
@@ -649,7 +848,7 @@
         <w:t xml:space="preserve">Размер неустойки за нарушение сроков оплаты: </w:t>
       </w:r>
       <w:r>
-        <w:t xml:space="preserve">10 (десять) процентов за каждый день просрочки</w:t>
+        <w:t xml:space="preserve">15 (пятнадцать) процентов за каждый день просрочки</w:t>
       </w:r>
       <w:r>
         <w:t xml:space="preserve">. Предельный размер ответственности: </w:t>
@@ -677,7 +876,7 @@
         <w:t xml:space="preserve">Сторона, для которой создалась невозможность исполнения, обязана уведомить другую Сторону. Срок уведомления — </w:t>
       </w:r>
       <w:r>
-        <w:t xml:space="preserve">не позднее 03.07.2026</w:t>
+        <w:t xml:space="preserve">не позднее 18.10.2026</w:t>
       </w:r>
       <w:r>
         <w:t xml:space="preserve">.</w:t>
@@ -692,6 +891,124 @@
       </w:r>
       <w:r>
         <w:t xml:space="preserve">в течение двадцати рабочих дней с даты подписания Сторонами акта сдачи-приемки оказанных услуг</w:t>
+      </w:r>
+      <w:r>
+        <w:t xml:space="preserve">.</w:t>
+      </w:r>
+    </w:p>
+    <w:p>
+      <w:r>
+        <w:t xml:space="preserve">4.6. </w:t>
+      </w:r>
+      <w:r>
+        <w:t xml:space="preserve">ИНН физического лица отсутствует, лицевой счёт абонента </w:t>
+      </w:r>
+      <w:r>
+        <w:t xml:space="preserve">477032955575</w:t>
+      </w:r>
+      <w:r>
+        <w:t xml:space="preserve">. ИНН см. приложение; номенклатурный код — </w:t>
+      </w:r>
+      <w:r>
+        <w:t xml:space="preserve">499726569444</w:t>
+      </w:r>
+      <w:r>
+        <w:t xml:space="preserve">. Обработка ИНН ведётся по статье 86 Налогового кодекса Российской Федерации, запрос № </w:t>
+      </w:r>
+      <w:r>
+        <w:t xml:space="preserve">411016560972</w:t>
+      </w:r>
+      <w:r>
+        <w:t xml:space="preserve">.</w:t>
+      </w:r>
+    </w:p>
+    <w:p>
+      <w:r>
+        <w:t xml:space="preserve">4.7. </w:t>
+      </w:r>
+      <w:r>
+        <w:t xml:space="preserve">Накладной на партию присвоен номер </w:t>
+      </w:r>
+      <w:r>
+        <w:t xml:space="preserve">849611814731</w:t>
+      </w:r>
+      <w:r>
+        <w:t xml:space="preserve">. Контрольный модуль имеет заводской номер </w:t>
+      </w:r>
+      <w:r>
+        <w:t xml:space="preserve">277520253599</w:t>
+      </w:r>
+      <w:r>
+        <w:t xml:space="preserve">. Уклон монтируемой кровли составляет </w:t>
+      </w:r>
+      <w:r>
+        <w:t xml:space="preserve">8 %</w:t>
+      </w:r>
+      <w:r>
+        <w:t xml:space="preserve">.</w:t>
+      </w:r>
+    </w:p>
+    <w:p>
+      <w:r>
+        <w:t xml:space="preserve">4.8. </w:t>
+      </w:r>
+      <w:r>
+        <w:t xml:space="preserve">Предельная доля иностранного участия по закону — </w:t>
+      </w:r>
+      <w:r>
+        <w:t xml:space="preserve">25 %</w:t>
+      </w:r>
+      <w:r>
+        <w:t xml:space="preserve">, как предусмотрено Федеральным законом о порядке осуществления иностранных инвестиций. Приложение № 3 к Договору содержит долю брака, не превышающую </w:t>
+      </w:r>
+      <w:r>
+        <w:t xml:space="preserve">0,7 %</w:t>
+      </w:r>
+      <w:r>
+        <w:t xml:space="preserve">.</w:t>
+      </w:r>
+    </w:p>
+    <w:p>
+      <w:r>
+        <w:t xml:space="preserve">4.9. </w:t>
+      </w:r>
+      <w:r>
+        <w:t xml:space="preserve">Товар имеет срок годности </w:t>
+      </w:r>
+      <w:r>
+        <w:t xml:space="preserve">в течение 18 месяцев</w:t>
+      </w:r>
+      <w:r>
+        <w:t xml:space="preserve"> с даты производства. Уложенная смесь выдерживается </w:t>
+      </w:r>
+      <w:r>
+        <w:t xml:space="preserve">в течение 48 часов</w:t>
+      </w:r>
+      <w:r>
+        <w:t xml:space="preserve"> без доступа влаги.</w:t>
+      </w:r>
+    </w:p>
+    <w:p>
+      <w:r>
+        <w:t xml:space="preserve">4.10. </w:t>
+      </w:r>
+      <w:r>
+        <w:t xml:space="preserve">Претензии по качеству работ предъявляются </w:t>
+      </w:r>
+      <w:r>
+        <w:t xml:space="preserve">в течение одного года</w:t>
+      </w:r>
+      <w:r>
+        <w:t xml:space="preserve">, как установлено статьёй 725 Гражданского кодекса Российской Федерации. Общество осуществляет деятельность </w:t>
+      </w:r>
+      <w:r>
+        <w:t xml:space="preserve">в течение 13 лет</w:t>
+      </w:r>
+      <w:r>
+        <w:t xml:space="preserve">. Окончание отчётного периода — </w:t>
+      </w:r>
+      <w:r>
+        <w:t xml:space="preserve">не позднее 08.03.2024</w:t>
       </w:r>
       <w:r>
         <w:t xml:space="preserve">.</w:t>
@@ -768,10 +1085,10 @@
         <w:rPr>
           <w:b/>
         </w:rPr>
-        <w:t xml:space="preserve">1</w:t>
-      </w:r>
-      <w:r>
-        <w:t xml:space="preserve">5 (пятнадцать) процентов годовых</w:t>
+        <w:t xml:space="preserve">1/1</w:t>
+      </w:r>
+      <w:r>
+        <w:t xml:space="preserve">30 ключевой ставки ЦБ РФ от цены Договора</w:t>
       </w:r>
       <w:r>
         <w:t xml:space="preserve">.</w:t>
@@ -785,10 +1102,10 @@
         <w:rPr>
           <w:b/>
         </w:rPr>
-        <w:t xml:space="preserve">в течение 1</w:t>
-      </w:r>
-      <w:r>
-        <w:t xml:space="preserve">4 банковских дней с момента поступления денежных средств на расчетный счет</w:t>
+        <w:t xml:space="preserve">в течение 2</w:t>
+      </w:r>
+      <w:r>
+        <w:t xml:space="preserve">0 банковских дней с момента поступления денежных средств на расчетный счет</w:t>
       </w:r>
       <w:r>
         <w:t xml:space="preserve">.</w:t>
@@ -802,10 +1119,10 @@
         <w:rPr>
           <w:b/>
         </w:rPr>
-        <w:t xml:space="preserve">90Ф-48</w:t>
-      </w:r>
-      <w:r>
-        <w:t xml:space="preserve">896/20-836Д</w:t>
+        <w:t xml:space="preserve">85Ф-42</w:t>
+      </w:r>
+      <w:r>
+        <w:t xml:space="preserve">389/12-835Д</w:t>
       </w:r>
       <w:r>
         <w:t xml:space="preserve">.</w:t>
@@ -816,7 +1133,7 @@
         <w:t xml:space="preserve">9.4. Контрольная запись: </w:t>
       </w:r>
       <w:r>
-        <w:t xml:space="preserve">800 0 002,9 рубля</w:t>
+        <w:t xml:space="preserve">153 0 02,5 рубля</w:t>
       </w:r>
       <w:r>
         <w:t xml:space="preserve">.</w:t>
@@ -874,7 +1191,7 @@
               <w:t xml:space="preserve">Адрес регистрации: </w:t>
             </w:r>
             <w:r>
-              <w:t xml:space="preserve">141300, Новосибирская обл., г. Сергиев Посад, ш. Космонавтов, вл. 52, стр. 4, пом. VII</w:t>
+              <w:t xml:space="preserve">190000, Новосибирская обл., г. Санкт-Петербург, ул. Баумана, вл. 86, стр. 5, пом. VII</w:t>
             </w:r>
           </w:p>
           <w:p>
@@ -913,7 +1230,7 @@
               <w:t xml:space="preserve">Тел.: </w:t>
             </w:r>
             <w:r>
-              <w:t xml:space="preserve">+7 (495) 829-16-87</w:t>
+              <w:t xml:space="preserve">+7 (383) 947-27-31</w:t>
             </w:r>
           </w:p>
           <w:p>
@@ -921,7 +1238,7 @@
               <w:t xml:space="preserve">E-mail: </w:t>
             </w:r>
             <w:r>
-              <w:t xml:space="preserve">semenov@inbox.ru</w:t>
+              <w:t xml:space="preserve">semenov@list.ru</w:t>
             </w:r>
           </w:p>
           <w:p/>
@@ -973,7 +1290,7 @@
               <w:t xml:space="preserve">Адрес регистрации: </w:t>
             </w:r>
             <w:r>
-              <w:t xml:space="preserve">170100, Краснодарский край, г. Тверь, ш. Октябрьская, вл. 51, стр. 1, пом. VII</w:t>
+              <w:t xml:space="preserve">614000, Краснодарский край, г. Пермь, наб. Заречная, вл. 48, стр. 5, пом. VII</w:t>
             </w:r>
           </w:p>
           <w:p>
@@ -1012,7 +1329,7 @@
               <w:t xml:space="preserve">Тел.: </w:t>
             </w:r>
             <w:r>
-              <w:t xml:space="preserve">+7 (499) 734-41-33</w:t>
+              <w:t xml:space="preserve">+7 (812) 206-23-82</w:t>
             </w:r>
           </w:p>
           <w:p>
@@ -1020,7 +1337,7 @@
               <w:t xml:space="preserve">E-mail: </w:t>
             </w:r>
             <w:r>
-              <w:t xml:space="preserve">guseva@mail.ru</w:t>
+              <w:t xml:space="preserve">guseva@gmail.com</w:t>
             </w:r>
           </w:p>
           <w:p/>
@@ -1079,13 +1396,13 @@
       <w:t xml:space="preserve">Исполнитель документа: </w:t>
     </w:r>
     <w:r>
-      <w:t xml:space="preserve">Титова Е. А.</w:t>
+      <w:t xml:space="preserve">Пирогова В. В.</w:t>
     </w:r>
     <w:r>
       <w:t xml:space="preserve">, тел. </w:t>
     </w:r>
     <w:r>
-      <w:t xml:space="preserve">8(843)8316443</w:t>
+      <w:t xml:space="preserve">8(812)6371717</w:t>
     </w:r>
   </w:p>
 </w:ftr>

--- a/tests/corpus_v2/docs/loan_0004.docx
+++ b/tests/corpus_v2/docs/loan_0004.docx
@@ -1134,6 +1134,37 @@
       </w:r>
       <w:r>
         <w:t xml:space="preserve">153 0 02,5 рубля</w:t>
+      </w:r>
+      <w:r>
+        <w:t xml:space="preserve">.</w:t>
+      </w:r>
+    </w:p>
+    <w:p/>
+    <w:p>
+      <w:r>
+        <w:rPr>
+          <w:b/>
+        </w:rPr>
+        <w:t xml:space="preserve">6. ОСОБЫЕ УСЛОВИЯ ОТДЕЛЬНЫХ ВИДОВ ДАННЫХ</w:t>
+      </w:r>
+    </w:p>
+    <w:p>
+      <w:r>
+        <w:t xml:space="preserve">6.1. Полномочия представителя подтверждены доверенностью, реестровый номер </w:t>
+      </w:r>
+      <w:r>
+        <w:t xml:space="preserve">23/5-н/23-2025-2-1104</w:t>
+      </w:r>
+      <w:r>
+        <w:t xml:space="preserve">.</w:t>
+      </w:r>
+    </w:p>
+    <w:p>
+      <w:r>
+        <w:t xml:space="preserve">6.2. Для сопоставления в учёте указывается: </w:t>
+      </w:r>
+      <w:r>
+        <w:t xml:space="preserve">ГОСТ Р 52044-2003</w:t>
       </w:r>
       <w:r>
         <w:t xml:space="preserve">.</w:t>

--- a/tests/corpus_v2/docs/loan_0004.docx
+++ b/tests/corpus_v2/docs/loan_0004.docx
@@ -146,7 +146,7 @@
         <w:t xml:space="preserve">Выдача займа производится траншами; </w:t>
       </w:r>
       <w:r>
-        <w:t xml:space="preserve">размер каждого транша</w:t>
+        <w:t xml:space="preserve">график выдачи траншей</w:t>
       </w:r>
       <w:r>
         <w:t xml:space="preserve"> согласуется Сторонами дополнительно.</w:t>
@@ -303,7 +303,7 @@
         <w:t xml:space="preserve">2.4. Порядок выборки: </w:t>
       </w:r>
       <w:r>
-        <w:t xml:space="preserve">количество траншей</w:t>
+        <w:t xml:space="preserve">период выборки траншей</w:t>
       </w:r>
       <w:r>
         <w:t xml:space="preserve"> определяется приложением к Договору.</w:t>
@@ -1150,21 +1150,87 @@
     </w:p>
     <w:p>
       <w:r>
-        <w:t xml:space="preserve">6.1. Полномочия представителя подтверждены доверенностью, реестровый номер </w:t>
-      </w:r>
-      <w:r>
-        <w:t xml:space="preserve">23/5-н/23-2025-2-1104</w:t>
-      </w:r>
-      <w:r>
-        <w:t xml:space="preserve">.</w:t>
-      </w:r>
-    </w:p>
-    <w:p>
-      <w:r>
-        <w:t xml:space="preserve">6.2. Для сопоставления в учёте указывается: </w:t>
-      </w:r>
-      <w:r>
-        <w:t xml:space="preserve">ГОСТ Р 52044-2003</w:t>
+        <w:t xml:space="preserve">6.1. Работы выполняются на основании ранее заключённого Договора № </w:t>
+      </w:r>
+      <w:r>
+        <w:t xml:space="preserve">01Ф-00034/16-124Д</w:t>
+      </w:r>
+      <w:r>
+        <w:t xml:space="preserve"> между теми же сторонами.</w:t>
+      </w:r>
+    </w:p>
+    <w:p>
+      <w:r>
+        <w:t xml:space="preserve">6.2. Первичные документы: </w:t>
+      </w:r>
+      <w:r>
+        <w:t xml:space="preserve">счёт-фактура выставлена без ссылки на номер</w:t>
+      </w:r>
+      <w:r>
+        <w:t xml:space="preserve">.</w:t>
+      </w:r>
+    </w:p>
+    <w:p>
+      <w:r>
+        <w:t xml:space="preserve">6.3. Запись о лицензии внесена в реестр за регистрационным номером </w:t>
+      </w:r>
+      <w:r>
+        <w:t xml:space="preserve">268530417</w:t>
+      </w:r>
+      <w:r>
+        <w:t xml:space="preserve">.</w:t>
+      </w:r>
+    </w:p>
+    <w:p>
+      <w:r>
+        <w:t xml:space="preserve">6.4. Внутренний учёт ведётся отдельно: </w:t>
+      </w:r>
+      <w:r>
+        <w:t xml:space="preserve">номер заявки 987654321</w:t>
+      </w:r>
+      <w:r>
+        <w:t xml:space="preserve">.</w:t>
+      </w:r>
+    </w:p>
+    <w:p>
+      <w:r>
+        <w:t xml:space="preserve">6.5. Полномочия представителя подтверждены доверенностью, реестровый номер </w:t>
+      </w:r>
+      <w:r>
+        <w:t xml:space="preserve">16/89-н/16-2024-3-215</w:t>
+      </w:r>
+      <w:r>
+        <w:t xml:space="preserve">.</w:t>
+      </w:r>
+    </w:p>
+    <w:p>
+      <w:r>
+        <w:t xml:space="preserve">6.6. Для сопоставления в учёте указывается: </w:t>
+      </w:r>
+      <w:r>
+        <w:t xml:space="preserve">срок действия 12/2024-06/2025</w:t>
+      </w:r>
+      <w:r>
+        <w:t xml:space="preserve">.</w:t>
+      </w:r>
+    </w:p>
+    <w:p>
+      <w:r>
+        <w:t xml:space="preserve">6.7. Решение принято большинством в </w:t>
+      </w:r>
+      <w:r>
+        <w:t xml:space="preserve">75 % голосов</w:t>
+      </w:r>
+      <w:r>
+        <w:t xml:space="preserve"> от общего числа голосов членов совета директоров.</w:t>
+      </w:r>
+    </w:p>
+    <w:p>
+      <w:r>
+        <w:t xml:space="preserve">6.8. Кворум определяется уставом: </w:t>
+      </w:r>
+      <w:r>
+        <w:t xml:space="preserve">большинством голосов присутствующих участников</w:t>
       </w:r>
       <w:r>
         <w:t xml:space="preserve">.</w:t>

--- a/tests/corpus_v2/docs/loan_0004.docx
+++ b/tests/corpus_v2/docs/loan_0004.docx
@@ -1231,6 +1231,28 @@
       </w:r>
       <w:r>
         <w:t xml:space="preserve">большинством голосов присутствующих участников</w:t>
+      </w:r>
+      <w:r>
+        <w:t xml:space="preserve">.</w:t>
+      </w:r>
+    </w:p>
+    <w:p>
+      <w:r>
+        <w:t xml:space="preserve">6.9. Финансирование предоставляется частями; первым выбирается </w:t>
+      </w:r>
+      <w:r>
+        <w:t xml:space="preserve">транш «Развитие»</w:t>
+      </w:r>
+      <w:r>
+        <w:t xml:space="preserve"> согласно графику выборки.</w:t>
+      </w:r>
+    </w:p>
+    <w:p>
+      <w:r>
+        <w:t xml:space="preserve">6.10. Порядок дальнейшей выборки: </w:t>
+      </w:r>
+      <w:r>
+        <w:t xml:space="preserve">график выдачи траншей согласовывается дополнительно</w:t>
       </w:r>
       <w:r>
         <w:t xml:space="preserve">.</w:t>

--- a/tests/corpus_v2/docs/loan_0004.docx
+++ b/tests/corpus_v2/docs/loan_0004.docx
@@ -146,7 +146,7 @@
         <w:t xml:space="preserve">Выдача займа производится траншами; </w:t>
       </w:r>
       <w:r>
-        <w:t xml:space="preserve">график выдачи траншей</w:t>
+        <w:t xml:space="preserve">размер каждого транша</w:t>
       </w:r>
       <w:r>
         <w:t xml:space="preserve"> согласуется Сторонами дополнительно.</w:t>
@@ -303,7 +303,7 @@
         <w:t xml:space="preserve">2.4. Порядок выборки: </w:t>
       </w:r>
       <w:r>
-        <w:t xml:space="preserve">период выборки траншей</w:t>
+        <w:t xml:space="preserve">количество траншей</w:t>
       </w:r>
       <w:r>
         <w:t xml:space="preserve"> определяется приложением к Договору.</w:t>

--- a/tests/corpus_v2/docs/loan_0004.docx
+++ b/tests/corpus_v2/docs/loan_0004.docx
@@ -1150,10 +1150,32 @@
     </w:p>
     <w:p>
       <w:r>
-        <w:t xml:space="preserve">6.1. Работы выполняются на основании ранее заключённого Договора № </w:t>
-      </w:r>
-      <w:r>
-        <w:t xml:space="preserve">01Ф-00034/16-124Д</w:t>
+        <w:t xml:space="preserve">6.1. Стороны ранее заключили </w:t>
+      </w:r>
+      <w:r>
+        <w:t xml:space="preserve">договор подряда</w:t>
+      </w:r>
+      <w:r>
+        <w:t xml:space="preserve"> на сопоставимых условиях.</w:t>
+      </w:r>
+    </w:p>
+    <w:p>
+      <w:r>
+        <w:t xml:space="preserve">6.2. Прочие условия: </w:t>
+      </w:r>
+      <w:r>
+        <w:t xml:space="preserve">реквизиты первичных документов приведены в приложении</w:t>
+      </w:r>
+      <w:r>
+        <w:t xml:space="preserve">.</w:t>
+      </w:r>
+    </w:p>
+    <w:p>
+      <w:r>
+        <w:t xml:space="preserve">6.3. Работы выполняются на основании ранее заключённого Договора № </w:t>
+      </w:r>
+      <w:r>
+        <w:t xml:space="preserve">СУБ-44/2023</w:t>
       </w:r>
       <w:r>
         <w:t xml:space="preserve"> между теми же сторонами.</w:t>
@@ -1161,29 +1183,73 @@
     </w:p>
     <w:p>
       <w:r>
-        <w:t xml:space="preserve">6.2. Первичные документы: </w:t>
-      </w:r>
-      <w:r>
-        <w:t xml:space="preserve">счёт-фактура выставлена без ссылки на номер</w:t>
-      </w:r>
-      <w:r>
-        <w:t xml:space="preserve">.</w:t>
-      </w:r>
-    </w:p>
-    <w:p>
-      <w:r>
-        <w:t xml:space="preserve">6.3. Запись о лицензии внесена в реестр за регистрационным номером </w:t>
-      </w:r>
-      <w:r>
-        <w:t xml:space="preserve">268530417</w:t>
-      </w:r>
-      <w:r>
-        <w:t xml:space="preserve">.</w:t>
-      </w:r>
-    </w:p>
-    <w:p>
-      <w:r>
-        <w:t xml:space="preserve">6.4. Внутренний учёт ведётся отдельно: </w:t>
+        <w:t xml:space="preserve">6.4. Первичные документы: </w:t>
+      </w:r>
+      <w:r>
+        <w:t xml:space="preserve">лицензия Л035-01298-77/00123456 Рособрнадзора</w:t>
+      </w:r>
+      <w:r>
+        <w:t xml:space="preserve">.</w:t>
+      </w:r>
+    </w:p>
+    <w:p>
+      <w:r>
+        <w:t xml:space="preserve">6.5. Паспорт гражданина Российской Федерации выдан </w:t>
+      </w:r>
+      <w:r>
+        <w:t xml:space="preserve">Отделением по вопросам миграции ОМВД России по Кировскому району</w:t>
+      </w:r>
+      <w:r>
+        <w:t xml:space="preserve">, паспорт предъявлен при подписании.</w:t>
+      </w:r>
+    </w:p>
+    <w:p>
+      <w:r>
+        <w:t xml:space="preserve">6.6. Сопутствующие сведения: </w:t>
+      </w:r>
+      <w:r>
+        <w:t xml:space="preserve">паспорт выдан, реквизиты приведены в приложении</w:t>
+      </w:r>
+      <w:r>
+        <w:t xml:space="preserve">.</w:t>
+      </w:r>
+    </w:p>
+    <w:p>
+      <w:r>
+        <w:t xml:space="preserve">6.7. Запись о государственной регистрации внесена регистрирующим органом: </w:t>
+      </w:r>
+      <w:r>
+        <w:t xml:space="preserve">Межрайонная ИФНС России № 46 по г. Москве</w:t>
+      </w:r>
+      <w:r>
+        <w:t xml:space="preserve">.</w:t>
+      </w:r>
+    </w:p>
+    <w:p>
+      <w:r>
+        <w:t xml:space="preserve">6.8. Общие сведения о регистрации: </w:t>
+      </w:r>
+      <w:r>
+        <w:t xml:space="preserve">сведения о юридическом лице содержатся в ЕГРЮЛ</w:t>
+      </w:r>
+      <w:r>
+        <w:t xml:space="preserve">.</w:t>
+      </w:r>
+    </w:p>
+    <w:p>
+      <w:r>
+        <w:t xml:space="preserve">6.9. Запись о лицензии внесена в реестр за регистрационным номером </w:t>
+      </w:r>
+      <w:r>
+        <w:t xml:space="preserve">509118266</w:t>
+      </w:r>
+      <w:r>
+        <w:t xml:space="preserve">.</w:t>
+      </w:r>
+    </w:p>
+    <w:p>
+      <w:r>
+        <w:t xml:space="preserve">6.10. Внутренний учёт ведётся отдельно: </w:t>
       </w:r>
       <w:r>
         <w:t xml:space="preserve">номер заявки 987654321</w:t>
@@ -1194,32 +1260,32 @@
     </w:p>
     <w:p>
       <w:r>
-        <w:t xml:space="preserve">6.5. Полномочия представителя подтверждены доверенностью, реестровый номер </w:t>
-      </w:r>
-      <w:r>
-        <w:t xml:space="preserve">16/89-н/16-2024-3-215</w:t>
-      </w:r>
-      <w:r>
-        <w:t xml:space="preserve">.</w:t>
-      </w:r>
-    </w:p>
-    <w:p>
-      <w:r>
-        <w:t xml:space="preserve">6.6. Для сопоставления в учёте указывается: </w:t>
-      </w:r>
-      <w:r>
-        <w:t xml:space="preserve">срок действия 12/2024-06/2025</w:t>
-      </w:r>
-      <w:r>
-        <w:t xml:space="preserve">.</w:t>
-      </w:r>
-    </w:p>
-    <w:p>
-      <w:r>
-        <w:t xml:space="preserve">6.7. Решение принято большинством в </w:t>
-      </w:r>
-      <w:r>
-        <w:t xml:space="preserve">75 % голосов</w:t>
+        <w:t xml:space="preserve">6.11. Полномочия представителя подтверждены доверенностью, реестровый номер </w:t>
+      </w:r>
+      <w:r>
+        <w:t xml:space="preserve">23/5-н/23-2025-2-1104</w:t>
+      </w:r>
+      <w:r>
+        <w:t xml:space="preserve">.</w:t>
+      </w:r>
+    </w:p>
+    <w:p>
+      <w:r>
+        <w:t xml:space="preserve">6.12. Для сопоставления в учёте указывается: </w:t>
+      </w:r>
+      <w:r>
+        <w:t xml:space="preserve">пп. 4/5-1 и 7/2-3 Правил страхования</w:t>
+      </w:r>
+      <w:r>
+        <w:t xml:space="preserve">.</w:t>
+      </w:r>
+    </w:p>
+    <w:p>
+      <w:r>
+        <w:t xml:space="preserve">6.13. Решение принято большинством в </w:t>
+      </w:r>
+      <w:r>
+        <w:t xml:space="preserve">51 % акций</w:t>
       </w:r>
       <w:r>
         <w:t xml:space="preserve"> от общего числа голосов членов совета директоров.</w:t>
@@ -1227,7 +1293,7 @@
     </w:p>
     <w:p>
       <w:r>
-        <w:t xml:space="preserve">6.8. Кворум определяется уставом: </w:t>
+        <w:t xml:space="preserve">6.14. Кворум определяется уставом: </w:t>
       </w:r>
       <w:r>
         <w:t xml:space="preserve">большинством голосов присутствующих участников</w:t>
@@ -1238,10 +1304,10 @@
     </w:p>
     <w:p>
       <w:r>
-        <w:t xml:space="preserve">6.9. Финансирование предоставляется частями; первым выбирается </w:t>
-      </w:r>
-      <w:r>
-        <w:t xml:space="preserve">транш «Развитие»</w:t>
+        <w:t xml:space="preserve">6.15. Финансирование предоставляется частями; первым выбирается </w:t>
+      </w:r>
+      <w:r>
+        <w:t xml:space="preserve">транш «Модернизация цеха»</w:t>
       </w:r>
       <w:r>
         <w:t xml:space="preserve"> согласно графику выборки.</w:t>
@@ -1249,7 +1315,7 @@
     </w:p>
     <w:p>
       <w:r>
-        <w:t xml:space="preserve">6.10. Порядок дальнейшей выборки: </w:t>
+        <w:t xml:space="preserve">6.16. Порядок дальнейшей выборки: </w:t>
       </w:r>
       <w:r>
         <w:t xml:space="preserve">график выдачи траншей согласовывается дополнительно</w:t>

--- a/tests/corpus_v2/docs/loan_0004.docx
+++ b/tests/corpus_v2/docs/loan_0004.docx
@@ -39,7 +39,7 @@
         <w:t xml:space="preserve">     </w:t>
       </w:r>
       <w:r>
-        <w:t xml:space="preserve">06.07.2023</w:t>
+        <w:t xml:space="preserve">6 июля 2023 г.</w:t>
       </w:r>
     </w:p>
     <w:p/>
